--- a/docs/paper/manuscript.docx
+++ b/docs/paper/manuscript.docx
@@ -1174,7 +1174,7 @@
       <w:r>
         <w:drawing>
           <wp:inline>
-            <wp:extent cx="5334000" cy="2419870"/>
+            <wp:extent cx="5334000" cy="2062773"/>
             <wp:effectExtent b="0" l="0" r="0" t="0"/>
             <wp:docPr descr="" title="" id="25" name="Picture"/>
             <a:graphic>
@@ -1195,7 +1195,7 @@
                   <pic:spPr bwMode="auto">
                     <a:xfrm>
                       <a:off x="0" y="0"/>
-                      <a:ext cx="5334000" cy="2419870"/>
+                      <a:ext cx="5334000" cy="2062773"/>
                     </a:xfrm>
                     <a:prstGeom prst="rect">
                       <a:avLst/>
@@ -18243,7 +18243,7 @@
       <w:r>
         <w:drawing>
           <wp:inline>
-            <wp:extent cx="3067368" cy="2786014"/>
+            <wp:extent cx="2799682" cy="2709616"/>
             <wp:effectExtent b="0" l="0" r="0" t="0"/>
             <wp:docPr descr="" title="" id="41" name="Picture"/>
             <a:graphic>
@@ -18264,7 +18264,7 @@
                   <pic:spPr bwMode="auto">
                     <a:xfrm>
                       <a:off x="0" y="0"/>
-                      <a:ext cx="3067368" cy="2786014"/>
+                      <a:ext cx="2799682" cy="2709616"/>
                     </a:xfrm>
                     <a:prstGeom prst="rect">
                       <a:avLst/>
@@ -18298,7 +18298,7 @@
         <w:t xml:space="preserve"> </w:t>
       </w:r>
       <w:r>
-        <w:t xml:space="preserve">Theory-predicted versus simulated 0.9 quantile of the exact run score (m, log–log), one point per field, for the 45 E-low v2 and v3 fields of each regime (filled circles; theory without field-edge terms). The simulated value is the empirical 0.9 quantile of 200 independent runs on the field’s reference plan. Open circles show the 15 E-low v3 R3 fields with the field-edge terms of Theorem 3(b). Notice that the RTK regimes lie on the diagonal, that the DGPS points without edge terms scatter below it, and that the edge terms move them onto it. Data: results/lowdata_v2, results/lowdata_v3, results/lowdata_v3/check_boundary_R3.txt.</w:t>
+        <w:t xml:space="preserve">Theory-predicted versus simulated 0.9 quantile of the exact run score (m, log–log), one point per field, for the 45 E-low v2 and v3 fields of each regime (filled markers; theory without field-edge terms; shaded band ±10%). The simulated value is the empirical 0.9 quantile of 200 independent runs on the field’s reference plan. Open black triangles show the 15 E-low v3 R3 fields with the field-edge terms of Theorem 3(b). Notice that the RTK regimes lie on the diagonal, that the DGPS points without edge terms scatter below it, and that the edge terms move them onto it. Data: results/lowdata_v2, results/lowdata_v3, results/lowdata_v3/check_boundary_R3.txt.</w:t>
       </w:r>
     </w:p>
     <w:tbl>
@@ -19234,7 +19234,7 @@
       <w:r>
         <w:drawing>
           <wp:inline>
-            <wp:extent cx="5334000" cy="2662577"/>
+            <wp:extent cx="5334000" cy="2368589"/>
             <wp:effectExtent b="0" l="0" r="0" t="0"/>
             <wp:docPr descr="" title="" id="45" name="Picture"/>
             <a:graphic>
@@ -19255,7 +19255,7 @@
                   <pic:spPr bwMode="auto">
                     <a:xfrm>
                       <a:off x="0" y="0"/>
-                      <a:ext cx="5334000" cy="2662577"/>
+                      <a:ext cx="5334000" cy="2368589"/>
                     </a:xfrm>
                     <a:prstGeom prst="rect">
                       <a:avLst/>
@@ -19289,7 +19289,7 @@
         <w:t xml:space="preserve"> </w:t>
       </w:r>
       <w:r>
-        <w:t xml:space="preserve">Regret (main-area overlap above the per-field oracle, pp) of CE+ v8 and the two conformal planners on the 90 fresh fields of the v8 confirmatory comparison, for the marginal (left) and PAC (right) guarantee classes; bars are means over 30 fields, error bars 95% intervals, and the numbers above bars are pooled P(no miss). Notice that the comparators over-cover (P 0.92–0.99) within the same guarantee class while CE+ stays near its target, and that this over-coverage is what their extra overlap buys. Data: results/v8/system_v8.csv.</w:t>
+        <w:t xml:space="preserve">Regret (main-area overlap above the per-field oracle, pp) of CE+ v8 and the two conformal planners on the 90 fresh fields of the v8 confirmatory comparison, for the marginal (a) and PAC (b) guarantee classes; bars are means over 30 fields, error bars 95% intervals, and the numbers above bars are pooled P(no miss). Notice that the comparators over-cover (P 0.92–0.99) within the same guarantee class while CE+ stays near its target, and that this over-coverage is what their extra overlap buys. Data: results/v8/system_v8.csv.</w:t>
       </w:r>
     </w:p>
     <w:p>
@@ -20650,7 +20650,7 @@
       <w:r>
         <w:drawing>
           <wp:inline>
-            <wp:extent cx="5334000" cy="2117229"/>
+            <wp:extent cx="5334000" cy="2142402"/>
             <wp:effectExtent b="0" l="0" r="0" t="0"/>
             <wp:docPr descr="" title="" id="50" name="Picture"/>
             <a:graphic>
@@ -20671,7 +20671,7 @@
                   <pic:spPr bwMode="auto">
                     <a:xfrm>
                       <a:off x="0" y="0"/>
-                      <a:ext cx="5334000" cy="2117229"/>
+                      <a:ext cx="5334000" cy="2142402"/>
                     </a:xfrm>
                     <a:prstGeom prst="rect">
                       <a:avLst/>
@@ -20705,7 +20705,7 @@
         <w:t xml:space="preserve"> </w:t>
       </w:r>
       <w:r>
-        <w:t xml:space="preserve">Direct check of the coverage guarantee over both sources of randomness (pre-registered; 4000 replicates per point). Left: mean coverage of the marginal rule; right: share of replicates whose coverage reaches 0.9 under the PAC rule; dashed lines mark</w:t>
+        <w:t xml:space="preserve">Direct check of the coverage guarantee over both sources of randomness (pre-registered; 4000 replicates per point). (a) Mean coverage of the marginal rule (bars: 95% intervals); (b) share of replicates whose coverage reaches 0.9 under the PAC rule; dashed orange lines mark the registered criteria, 0.895 in (a) and</w:t>
       </w:r>
       <w:r>
         <w:t xml:space="preserve"> </w:t>
@@ -20721,6 +20721,47 @@
           <m:t>−</m:t>
         </m:r>
         <m:r>
+          <m:t>δ</m:t>
+        </m:r>
+        <m:r>
+          <m:rPr>
+            <m:sty m:val="p"/>
+          </m:rPr>
+          <m:t>−</m:t>
+        </m:r>
+        <m:r>
+          <m:t>0.02</m:t>
+        </m:r>
+        <m:r>
+          <m:rPr>
+            <m:sty m:val="p"/>
+          </m:rPr>
+          <m:t>=</m:t>
+        </m:r>
+        <m:r>
+          <m:t>0.88</m:t>
+        </m:r>
+      </m:oMath>
+      <w:r>
+        <w:t xml:space="preserve"> </w:t>
+      </w:r>
+      <w:r>
+        <w:t xml:space="preserve">in (b), and the shaded region is the invalid side; the dotted line in (a) marks</w:t>
+      </w:r>
+      <w:r>
+        <w:t xml:space="preserve"> </w:t>
+      </w:r>
+      <m:oMath>
+        <m:r>
+          <m:t>1</m:t>
+        </m:r>
+        <m:r>
+          <m:rPr>
+            <m:sty m:val="p"/>
+          </m:rPr>
+          <m:t>−</m:t>
+        </m:r>
+        <m:r>
           <m:t>ε</m:t>
         </m:r>
         <m:r>
@@ -20734,51 +20775,7 @@
         </m:r>
       </m:oMath>
       <w:r>
-        <w:t xml:space="preserve"> </w:t>
-      </w:r>
-      <w:r>
-        <w:t xml:space="preserve">(left; the registered criterion is 0.895) and</w:t>
-      </w:r>
-      <w:r>
-        <w:t xml:space="preserve"> </w:t>
-      </w:r>
-      <m:oMath>
-        <m:r>
-          <m:t>1</m:t>
-        </m:r>
-        <m:r>
-          <m:rPr>
-            <m:sty m:val="p"/>
-          </m:rPr>
-          <m:t>−</m:t>
-        </m:r>
-        <m:r>
-          <m:t>δ</m:t>
-        </m:r>
-        <m:r>
-          <m:rPr>
-            <m:sty m:val="p"/>
-          </m:rPr>
-          <m:t>−</m:t>
-        </m:r>
-        <m:r>
-          <m:t>0.02</m:t>
-        </m:r>
-        <m:r>
-          <m:rPr>
-            <m:sty m:val="p"/>
-          </m:rPr>
-          <m:t>=</m:t>
-        </m:r>
-        <m:r>
-          <m:t>0.88</m:t>
-        </m:r>
-      </m:oMath>
-      <w:r>
-        <w:t xml:space="preserve"> </w:t>
-      </w:r>
-      <w:r>
-        <w:t xml:space="preserve">(right). Colours are scale pivots (raw pooling, scale law, spec × scale law in the mixed fleet only, and the theory pivot of CE-EVT-R). Notice that all 26 points lie on the valid side, and that the pivots are indistinguishable in coverage, as the theorem predicts. Data: results/lowdata_v3/validity_resample_extended_curves.txt.</w:t>
+        <w:t xml:space="preserve">. Colours are scale pivots (raw pooling, scale law, spec × scale law in the mixed fleet only, and the theory pivot of CE-EVT-R). Notice that all 26 points lie on the valid side, and that the pivots are indistinguishable in coverage, as the theorem predicts. Data: results/lowdata_v3/validity_resample_extended_curves.txt.</w:t>
       </w:r>
     </w:p>
     <w:p>
@@ -21337,7 +21334,7 @@
       <w:r>
         <w:drawing>
           <wp:inline>
-            <wp:extent cx="5334000" cy="1707575"/>
+            <wp:extent cx="5334000" cy="1391199"/>
             <wp:effectExtent b="0" l="0" r="0" t="0"/>
             <wp:docPr descr="" title="" id="54" name="Picture"/>
             <a:graphic>
@@ -21358,7 +21355,7 @@
                   <pic:spPr bwMode="auto">
                     <a:xfrm>
                       <a:off x="0" y="0"/>
-                      <a:ext cx="5334000" cy="1707575"/>
+                      <a:ext cx="5334000" cy="1391199"/>
                     </a:xfrm>
                     <a:prstGeom prst="rect">
                       <a:avLst/>
@@ -21392,7 +21389,7 @@
         <w:t xml:space="preserve"> </w:t>
       </w:r>
       <w:r>
-        <w:t xml:space="preserve">Mean excess overlap (pp above the per-field oracle) of four scale pivots on a mixed fleet of three machine configurations (RTK 3 m, RTK 1.5 m, DGPS 6 m), averaged over 4000 resampling replicates with random 25-field calibration splits and redrawn historical runs; marginal (left) and PAC (right) rule. All four pivots are valid (Fig. 4); they differ only in efficiency. Notice that configuration-blind pivots (raw pooling, scale law) cost an order of magnitude more overlap than the theory pivot, and the vendor-specification scale recovers only part of the difference. Data: results/lowdata_v3/validity_resample_extended_curves.txt.</w:t>
+        <w:t xml:space="preserve">Mean excess overlap (pp above the per-field oracle) of four scale pivots on a mixed fleet of three machine configurations (RTK 3 m, RTK 1.5 m, DGPS 6 m), averaged over 4000 resampling replicates with random 25-field calibration splits and redrawn historical runs; marginal (a) and PAC (b) rule. All four pivots are valid (Fig. 4); they differ only in efficiency. Notice that configuration-blind pivots (raw pooling, scale law) cost an order of magnitude more overlap than the theory pivot, and the vendor-specification scale recovers only part of the difference. Data: results/lowdata_v3/validity_resample_extended_curves.txt.</w:t>
       </w:r>
     </w:p>
     <w:p>
@@ -22054,7 +22051,7 @@
       <w:r>
         <w:drawing>
           <wp:inline>
-            <wp:extent cx="5334000" cy="2375694"/>
+            <wp:extent cx="5334000" cy="2138143"/>
             <wp:effectExtent b="0" l="0" r="0" t="0"/>
             <wp:docPr descr="" title="" id="57" name="Picture"/>
             <a:graphic>
@@ -22075,7 +22072,7 @@
                   <pic:spPr bwMode="auto">
                     <a:xfrm>
                       <a:off x="0" y="0"/>
-                      <a:ext cx="5334000" cy="2375694"/>
+                      <a:ext cx="5334000" cy="2138143"/>
                     </a:xfrm>
                     <a:prstGeom prst="rect">
                       <a:avLst/>
@@ -22109,7 +22106,7 @@
         <w:t xml:space="preserve"> </w:t>
       </w:r>
       <w:r>
-        <w:t xml:space="preserve">Learning curves of field-feature predictors of the per-field required margin, compared with the zero-data theory, for each regime: standard deviation of log(predicted / true optimum) on the 30 E-low v2 test fields (log scale) against the number of training fields, mean over 40 random training subsets. Orange: ridge regression trained on one historical run per field (the data the low-data setting provides); green: the same regression trained on oracle targets that require hundreds of runs per field; blue line: the theory, which needs no run data. Notice that the one-run predictor never reaches the theory within the available pools, and that in R3 (DGPS) even oracle training does not. Data: results/lowdata_v2/feature_learning_curve.txt (post hoc).</w:t>
+        <w:t xml:space="preserve">Learning curves of field-feature predictors of the per-field required margin, compared with the zero-data theory, for regimes R1–R3 (a–c): standard deviation of log(predicted / true optimum) on the 30 E-low v2 test fields (log scale) against the number of training fields, mean over 40 random training subsets. Orange: ridge regression trained on one historical run per field (the data the low-data setting provides); green: the same regression trained on oracle targets that require hundreds of runs per field; blue line: the theory, which needs no run data. Notice that the one-run predictor never reaches the theory within the available pools, and that in R3 (DGPS) even oracle training does not. Data: results/lowdata_v2/feature_learning_curve.txt (post hoc).</w:t>
       </w:r>
     </w:p>
     <w:p>
@@ -22225,7 +22222,7 @@
       <w:r>
         <w:drawing>
           <wp:inline>
-            <wp:extent cx="3070426" cy="2067339"/>
+            <wp:extent cx="2941650" cy="1995193"/>
             <wp:effectExtent b="0" l="0" r="0" t="0"/>
             <wp:docPr descr="" title="" id="60" name="Picture"/>
             <a:graphic>
@@ -22246,7 +22243,7 @@
                   <pic:spPr bwMode="auto">
                     <a:xfrm>
                       <a:off x="0" y="0"/>
-                      <a:ext cx="3070426" cy="2067339"/>
+                      <a:ext cx="2941650" cy="1995193"/>
                     </a:xfrm>
                     <a:prstGeom prst="rect">
                       <a:avLst/>
@@ -22334,7 +22331,7 @@
         <w:t xml:space="preserve"> </w:t>
       </w:r>
       <w:r>
-        <w:t xml:space="preserve">calibration fields. Blue: prediction from the theory alone (mean ± standard deviation over 2000 simulated calibrations using the theory CDFs as run-score distributions); orange: value observed on the 30 fresh E-low v2 fields of each regime. Notice that all observations lie within one predicted standard deviation and that the heavier DGPS tail (R3) is predicted to, and does, give the largest inflation. Post hoc; data: docs/theory_limit.md, results/lowdata_v2/feature_pivot.txt.</w:t>
+        <w:t xml:space="preserve">calibration fields. Blue line and shaded box: prediction from the theory alone (mean ± standard deviation over 2000 simulated calibrations using the theory CDFs as run-score distributions); orange diamonds: value observed on the 30 fresh E-low v2 fields of each regime. Notice that all observations lie within one predicted standard deviation and that the heavier DGPS tail (R3) is predicted to, and does, give the largest inflation. Post hoc; data: docs/theory_limit.md, results/lowdata_v2/feature_pivot.txt.</w:t>
       </w:r>
     </w:p>
     <w:p>

--- a/docs/paper/manuscript.docx
+++ b/docs/paper/manuscript.docx
@@ -10491,7 +10491,7 @@
         <w:pStyle w:val="FirstParagraph"/>
       </w:pPr>
       <w:r>
-        <w:t xml:space="preserve">Fig. 2 compares the predicted 0.9 quantile of the run score on each field’s reference plan with the empirical 0.9 quantile of 200 independent simulated runs, on the 45 test fields of each configuration. The 200-run reference quantile is itself noisy; the Monte Carlo twin with 1000 fresh runs differs from it by a log standard deviation of 0.030 (R1), 0.032 (R2) and 0.083 (R3), which is essentially this sampling noise. The analytic model differs from it by 0.039, 0.038 and 0.097, with mean bias +1.0%, +0.1% and −5.2%; its own error, net of the reference noise, is therefore about 2–3% under RTK. Under DGPS, the model without field-edge terms was biased low; the edge terms (Theorem 3(b), Appendix A.12) were derived after this observation and remove the bias (+0.8% on the 15 fields on which they were developed; Appendix B.3). The analytic model needs 16–353 s per field and the twin a median of 8–21 s (Table S21), both once per field and offline.</w:t>
+        <w:t xml:space="preserve">Fig. 2 compares the predicted 0.9 quantile of the run score on each field’s reference plan with the empirical 0.9 quantile of 200 independent simulated runs, on the 45 test fields of each configuration. The 200-run reference quantile is itself noisy; the Monte Carlo twin with 1000 fresh runs differs from it by a log standard deviation of 0.030 (R1), 0.032 (R2) and 0.083 (R3), which is essentially this sampling noise. The analytic model differs from it by 0.039, 0.038 and 0.097, with mean bias +1.0%, +0.1% and −5.2%; its own error, net of the reference noise, is therefore about 2–3% under RTK. Under DGPS, the model without field-edge terms was biased low; the edge terms (Theorem A2(b), Appendix A.12) were derived after this observation and remove the bias (+0.8% on the 15 fields on which they were developed; Appendix B.3). The analytic model needs 16–353 s per field and the twin a median of 8–21 s (Table S21), both once per field and offline.</w:t>
       </w:r>
     </w:p>
     <w:p>
@@ -14050,7 +14050,7 @@
         <w:t xml:space="preserve"> </w:t>
       </w:r>
       <w:r>
-        <w:t xml:space="preserve">missed area. Table 8 and Fig. 5 evaluate it on the margin curves of the test fields (nominal model, descriptive).</w:t>
+        <w:t xml:space="preserve">missed area. Table 8 and Fig. 5 evaluate it on the margin curves of the 45 test fields of each configuration (nominal model, descriptive).</w:t>
       </w:r>
     </w:p>
     <w:tbl>
@@ -14279,67 +14279,67 @@
               <w:jc w:val="left"/>
             </w:pPr>
             <w:r>
-              <w:t xml:space="preserve">2.15</w:t>
-            </w:r>
-          </w:p>
-        </w:tc>
-        <w:tc>
-          <w:tcPr/>
-          <w:p>
-            <w:pPr>
-              <w:pStyle w:val="Compact"/>
-              <w:jc w:val="left"/>
-            </w:pPr>
-            <w:r>
-              <w:t xml:space="preserve">0.159</w:t>
-            </w:r>
-          </w:p>
-        </w:tc>
-        <w:tc>
-          <w:tcPr/>
-          <w:p>
-            <w:pPr>
-              <w:pStyle w:val="Compact"/>
-              <w:jc w:val="left"/>
-            </w:pPr>
-            <w:r>
-              <w:t xml:space="preserve">3.73</w:t>
-            </w:r>
-          </w:p>
-        </w:tc>
-        <w:tc>
-          <w:tcPr/>
-          <w:p>
-            <w:pPr>
-              <w:pStyle w:val="Compact"/>
-              <w:jc w:val="left"/>
-            </w:pPr>
-            <w:r>
-              <w:t xml:space="preserve">6.91</w:t>
-            </w:r>
-          </w:p>
-        </w:tc>
-        <w:tc>
-          <w:tcPr/>
-          <w:p>
-            <w:pPr>
-              <w:pStyle w:val="Compact"/>
-              <w:jc w:val="left"/>
-            </w:pPr>
-            <w:r>
-              <w:t xml:space="preserve">18.02</w:t>
-            </w:r>
-          </w:p>
-        </w:tc>
-        <w:tc>
-          <w:tcPr/>
-          <w:p>
-            <w:pPr>
-              <w:pStyle w:val="Compact"/>
-              <w:jc w:val="left"/>
-            </w:pPr>
-            <w:r>
-              <w:t xml:space="preserve">49.78</w:t>
+              <w:t xml:space="preserve">2.12</w:t>
+            </w:r>
+          </w:p>
+        </w:tc>
+        <w:tc>
+          <w:tcPr/>
+          <w:p>
+            <w:pPr>
+              <w:pStyle w:val="Compact"/>
+              <w:jc w:val="left"/>
+            </w:pPr>
+            <w:r>
+              <w:t xml:space="preserve">0.160</w:t>
+            </w:r>
+          </w:p>
+        </w:tc>
+        <w:tc>
+          <w:tcPr/>
+          <w:p>
+            <w:pPr>
+              <w:pStyle w:val="Compact"/>
+              <w:jc w:val="left"/>
+            </w:pPr>
+            <w:r>
+              <w:t xml:space="preserve">3.72</w:t>
+            </w:r>
+          </w:p>
+        </w:tc>
+        <w:tc>
+          <w:tcPr/>
+          <w:p>
+            <w:pPr>
+              <w:pStyle w:val="Compact"/>
+              <w:jc w:val="left"/>
+            </w:pPr>
+            <w:r>
+              <w:t xml:space="preserve">6.92</w:t>
+            </w:r>
+          </w:p>
+        </w:tc>
+        <w:tc>
+          <w:tcPr/>
+          <w:p>
+            <w:pPr>
+              <w:pStyle w:val="Compact"/>
+              <w:jc w:val="left"/>
+            </w:pPr>
+            <w:r>
+              <w:t xml:space="preserve">18.10</w:t>
+            </w:r>
+          </w:p>
+        </w:tc>
+        <w:tc>
+          <w:tcPr/>
+          <w:p>
+            <w:pPr>
+              <w:pStyle w:val="Compact"/>
+              <w:jc w:val="left"/>
+            </w:pPr>
+            <w:r>
+              <w:t xml:space="preserve">50.04</w:t>
             </w:r>
           </w:p>
         </w:tc>
@@ -14373,7 +14373,7 @@
               <w:jc w:val="left"/>
             </w:pPr>
             <w:r>
-              <w:t xml:space="preserve">0.879</w:t>
+              <w:t xml:space="preserve">0.882</w:t>
             </w:r>
           </w:p>
         </w:tc>
@@ -14433,19 +14433,19 @@
               <w:jc w:val="left"/>
             </w:pPr>
             <w:r>
-              <w:t xml:space="preserve">9.12</w:t>
-            </w:r>
-          </w:p>
-        </w:tc>
-        <w:tc>
-          <w:tcPr/>
-          <w:p>
-            <w:pPr>
-              <w:pStyle w:val="Compact"/>
-              <w:jc w:val="left"/>
-            </w:pPr>
-            <w:r>
-              <w:t xml:space="preserve">9.26</w:t>
+              <w:t xml:space="preserve">9.11</w:t>
+            </w:r>
+          </w:p>
+        </w:tc>
+        <w:tc>
+          <w:tcPr/>
+          <w:p>
+            <w:pPr>
+              <w:pStyle w:val="Compact"/>
+              <w:jc w:val="left"/>
+            </w:pPr>
+            <w:r>
+              <w:t xml:space="preserve">9.24</w:t>
             </w:r>
           </w:p>
         </w:tc>
@@ -14514,6 +14514,42 @@
               <w:jc w:val="left"/>
             </w:pPr>
             <w:r>
+              <w:t xml:space="preserve">8.91</w:t>
+            </w:r>
+          </w:p>
+        </w:tc>
+        <w:tc>
+          <w:tcPr/>
+          <w:p>
+            <w:pPr>
+              <w:pStyle w:val="Compact"/>
+              <w:jc w:val="left"/>
+            </w:pPr>
+            <w:r>
+              <w:t xml:space="preserve">0.001</w:t>
+            </w:r>
+          </w:p>
+        </w:tc>
+        <w:tc>
+          <w:tcPr/>
+          <w:p>
+            <w:pPr>
+              <w:pStyle w:val="Compact"/>
+              <w:jc w:val="left"/>
+            </w:pPr>
+            <w:r>
+              <w:t xml:space="preserve">8.92</w:t>
+            </w:r>
+          </w:p>
+        </w:tc>
+        <w:tc>
+          <w:tcPr/>
+          <w:p>
+            <w:pPr>
+              <w:pStyle w:val="Compact"/>
+              <w:jc w:val="left"/>
+            </w:pPr>
+            <w:r>
               <w:t xml:space="preserve">8.93</w:t>
             </w:r>
           </w:p>
@@ -14526,55 +14562,19 @@
               <w:jc w:val="left"/>
             </w:pPr>
             <w:r>
-              <w:t xml:space="preserve">0.001</w:t>
-            </w:r>
-          </w:p>
-        </w:tc>
-        <w:tc>
-          <w:tcPr/>
-          <w:p>
-            <w:pPr>
-              <w:pStyle w:val="Compact"/>
-              <w:jc w:val="left"/>
-            </w:pPr>
-            <w:r>
-              <w:t xml:space="preserve">8.94</w:t>
-            </w:r>
-          </w:p>
-        </w:tc>
-        <w:tc>
-          <w:tcPr/>
-          <w:p>
-            <w:pPr>
-              <w:pStyle w:val="Compact"/>
-              <w:jc w:val="left"/>
-            </w:pPr>
-            <w:r>
-              <w:t xml:space="preserve">8.95</w:t>
-            </w:r>
-          </w:p>
-        </w:tc>
-        <w:tc>
-          <w:tcPr/>
-          <w:p>
-            <w:pPr>
-              <w:pStyle w:val="Compact"/>
-              <w:jc w:val="left"/>
-            </w:pPr>
-            <w:r>
-              <w:t xml:space="preserve">9.00</w:t>
-            </w:r>
-          </w:p>
-        </w:tc>
-        <w:tc>
-          <w:tcPr/>
-          <w:p>
-            <w:pPr>
-              <w:pStyle w:val="Compact"/>
-              <w:jc w:val="left"/>
-            </w:pPr>
-            <w:r>
-              <w:t xml:space="preserve">9.13</w:t>
+              <w:t xml:space="preserve">8.98</w:t>
+            </w:r>
+          </w:p>
+        </w:tc>
+        <w:tc>
+          <w:tcPr/>
+          <w:p>
+            <w:pPr>
+              <w:pStyle w:val="Compact"/>
+              <w:jc w:val="left"/>
+            </w:pPr>
+            <w:r>
+              <w:t xml:space="preserve">9.11</w:t>
             </w:r>
           </w:p>
         </w:tc>
@@ -14608,7 +14608,7 @@
               <w:jc w:val="left"/>
             </w:pPr>
             <w:r>
-              <w:t xml:space="preserve">0.03–0.49</w:t>
+              <w:t xml:space="preserve">0.02–0.50</w:t>
             </w:r>
           </w:p>
         </w:tc>
@@ -14644,7 +14644,7 @@
                 <w:bCs/>
                 <w:b/>
               </w:rPr>
-              <w:t xml:space="preserve">3.57</w:t>
+              <w:t xml:space="preserve">3.54</w:t>
             </w:r>
           </w:p>
         </w:tc>
@@ -14660,7 +14660,7 @@
                 <w:bCs/>
                 <w:b/>
               </w:rPr>
-              <w:t xml:space="preserve">4.73</w:t>
+              <w:t xml:space="preserve">4.69</w:t>
             </w:r>
           </w:p>
         </w:tc>
@@ -14676,7 +14676,7 @@
                 <w:bCs/>
                 <w:b/>
               </w:rPr>
-              <w:t xml:space="preserve">5.93</w:t>
+              <w:t xml:space="preserve">5.92</w:t>
             </w:r>
           </w:p>
         </w:tc>
@@ -14692,7 +14692,7 @@
                 <w:bCs/>
                 <w:b/>
               </w:rPr>
-              <w:t xml:space="preserve">7.11</w:t>
+              <w:t xml:space="preserve">7.10</w:t>
             </w:r>
           </w:p>
         </w:tc>
@@ -14742,67 +14742,67 @@
               <w:jc w:val="left"/>
             </w:pPr>
             <w:r>
-              <w:t xml:space="preserve">5.39</w:t>
-            </w:r>
-          </w:p>
-        </w:tc>
-        <w:tc>
-          <w:tcPr/>
-          <w:p>
-            <w:pPr>
-              <w:pStyle w:val="Compact"/>
-              <w:jc w:val="left"/>
-            </w:pPr>
-            <w:r>
-              <w:t xml:space="preserve">0.340</w:t>
-            </w:r>
-          </w:p>
-        </w:tc>
-        <w:tc>
-          <w:tcPr/>
-          <w:p>
-            <w:pPr>
-              <w:pStyle w:val="Compact"/>
-              <w:jc w:val="left"/>
-            </w:pPr>
-            <w:r>
-              <w:t xml:space="preserve">8.78</w:t>
-            </w:r>
-          </w:p>
-        </w:tc>
-        <w:tc>
-          <w:tcPr/>
-          <w:p>
-            <w:pPr>
-              <w:pStyle w:val="Compact"/>
-              <w:jc w:val="left"/>
-            </w:pPr>
-            <w:r>
-              <w:t xml:space="preserve">15.58</w:t>
-            </w:r>
-          </w:p>
-        </w:tc>
-        <w:tc>
-          <w:tcPr/>
-          <w:p>
-            <w:pPr>
-              <w:pStyle w:val="Compact"/>
-              <w:jc w:val="left"/>
-            </w:pPr>
-            <w:r>
-              <w:t xml:space="preserve">39.36</w:t>
-            </w:r>
-          </w:p>
-        </w:tc>
-        <w:tc>
-          <w:tcPr/>
-          <w:p>
-            <w:pPr>
-              <w:pStyle w:val="Compact"/>
-              <w:jc w:val="left"/>
-            </w:pPr>
-            <w:r>
-              <w:t xml:space="preserve">107.32</w:t>
+              <w:t xml:space="preserve">5.38</w:t>
+            </w:r>
+          </w:p>
+        </w:tc>
+        <w:tc>
+          <w:tcPr/>
+          <w:p>
+            <w:pPr>
+              <w:pStyle w:val="Compact"/>
+              <w:jc w:val="left"/>
+            </w:pPr>
+            <w:r>
+              <w:t xml:space="preserve">0.336</w:t>
+            </w:r>
+          </w:p>
+        </w:tc>
+        <w:tc>
+          <w:tcPr/>
+          <w:p>
+            <w:pPr>
+              <w:pStyle w:val="Compact"/>
+              <w:jc w:val="left"/>
+            </w:pPr>
+            <w:r>
+              <w:t xml:space="preserve">8.74</w:t>
+            </w:r>
+          </w:p>
+        </w:tc>
+        <w:tc>
+          <w:tcPr/>
+          <w:p>
+            <w:pPr>
+              <w:pStyle w:val="Compact"/>
+              <w:jc w:val="left"/>
+            </w:pPr>
+            <w:r>
+              <w:t xml:space="preserve">15.45</w:t>
+            </w:r>
+          </w:p>
+        </w:tc>
+        <w:tc>
+          <w:tcPr/>
+          <w:p>
+            <w:pPr>
+              <w:pStyle w:val="Compact"/>
+              <w:jc w:val="left"/>
+            </w:pPr>
+            <w:r>
+              <w:t xml:space="preserve">38.95</w:t>
+            </w:r>
+          </w:p>
+        </w:tc>
+        <w:tc>
+          <w:tcPr/>
+          <w:p>
+            <w:pPr>
+              <w:pStyle w:val="Compact"/>
+              <w:jc w:val="left"/>
+            </w:pPr>
+            <w:r>
+              <w:t xml:space="preserve">106.09</w:t>
             </w:r>
           </w:p>
         </w:tc>
@@ -14836,7 +14836,7 @@
               <w:jc w:val="left"/>
             </w:pPr>
             <w:r>
-              <w:t xml:space="preserve">0.847</w:t>
+              <w:t xml:space="preserve">0.844</w:t>
             </w:r>
           </w:p>
         </w:tc>
@@ -14908,7 +14908,7 @@
               <w:jc w:val="left"/>
             </w:pPr>
             <w:r>
-              <w:t xml:space="preserve">23.28</w:t>
+              <w:t xml:space="preserve">23.30</w:t>
             </w:r>
           </w:p>
         </w:tc>
@@ -14977,7 +14977,7 @@
               <w:jc w:val="left"/>
             </w:pPr>
             <w:r>
-              <w:t xml:space="preserve">24.83</w:t>
+              <w:t xml:space="preserve">24.93</w:t>
             </w:r>
           </w:p>
         </w:tc>
@@ -15001,31 +15001,19 @@
               <w:jc w:val="left"/>
             </w:pPr>
             <w:r>
-              <w:t xml:space="preserve">24.83</w:t>
-            </w:r>
-          </w:p>
-        </w:tc>
-        <w:tc>
-          <w:tcPr/>
-          <w:p>
-            <w:pPr>
-              <w:pStyle w:val="Compact"/>
-              <w:jc w:val="left"/>
-            </w:pPr>
-            <w:r>
-              <w:t xml:space="preserve">24.84</w:t>
-            </w:r>
-          </w:p>
-        </w:tc>
-        <w:tc>
-          <w:tcPr/>
-          <w:p>
-            <w:pPr>
-              <w:pStyle w:val="Compact"/>
-              <w:jc w:val="left"/>
-            </w:pPr>
-            <w:r>
-              <w:t xml:space="preserve">24.88</w:t>
+              <w:t xml:space="preserve">24.94</w:t>
+            </w:r>
+          </w:p>
+        </w:tc>
+        <w:tc>
+          <w:tcPr/>
+          <w:p>
+            <w:pPr>
+              <w:pStyle w:val="Compact"/>
+              <w:jc w:val="left"/>
+            </w:pPr>
+            <w:r>
+              <w:t xml:space="preserve">24.95</w:t>
             </w:r>
           </w:p>
         </w:tc>
@@ -15038,6 +15026,18 @@
             </w:pPr>
             <w:r>
               <w:t xml:space="preserve">24.99</w:t>
+            </w:r>
+          </w:p>
+        </w:tc>
+        <w:tc>
+          <w:tcPr/>
+          <w:p>
+            <w:pPr>
+              <w:pStyle w:val="Compact"/>
+              <w:jc w:val="left"/>
+            </w:pPr>
+            <w:r>
+              <w:t xml:space="preserve">25.11</w:t>
             </w:r>
           </w:p>
         </w:tc>
@@ -15071,7 +15071,7 @@
               <w:jc w:val="left"/>
             </w:pPr>
             <w:r>
-              <w:t xml:space="preserve">0.00–0.33</w:t>
+              <w:t xml:space="preserve">0.00–0.32</w:t>
             </w:r>
           </w:p>
         </w:tc>
@@ -15107,7 +15107,7 @@
                 <w:bCs/>
                 <w:b/>
               </w:rPr>
-              <w:t xml:space="preserve">8.60</w:t>
+              <w:t xml:space="preserve">8.58</w:t>
             </w:r>
           </w:p>
         </w:tc>
@@ -15123,7 +15123,7 @@
                 <w:bCs/>
                 <w:b/>
               </w:rPr>
-              <w:t xml:space="preserve">11.60</w:t>
+              <w:t xml:space="preserve">11.58</w:t>
             </w:r>
           </w:p>
         </w:tc>
@@ -15139,7 +15139,7 @@
                 <w:bCs/>
                 <w:b/>
               </w:rPr>
-              <w:t xml:space="preserve">14.82</w:t>
+              <w:t xml:space="preserve">14.78</w:t>
             </w:r>
           </w:p>
         </w:tc>
@@ -15155,7 +15155,7 @@
                 <w:bCs/>
                 <w:b/>
               </w:rPr>
-              <w:t xml:space="preserve">17.78</w:t>
+              <w:t xml:space="preserve">17.75</w:t>
             </w:r>
           </w:p>
         </w:tc>
@@ -15193,79 +15193,79 @@
               <w:jc w:val="left"/>
             </w:pPr>
             <w:r>
-              <w:t xml:space="preserve">0.435</w:t>
-            </w:r>
-          </w:p>
-        </w:tc>
-        <w:tc>
-          <w:tcPr/>
-          <w:p>
-            <w:pPr>
-              <w:pStyle w:val="Compact"/>
-              <w:jc w:val="left"/>
-            </w:pPr>
-            <w:r>
-              <w:t xml:space="preserve">7.59</w:t>
-            </w:r>
-          </w:p>
-        </w:tc>
-        <w:tc>
-          <w:tcPr/>
-          <w:p>
-            <w:pPr>
-              <w:pStyle w:val="Compact"/>
-              <w:jc w:val="left"/>
-            </w:pPr>
-            <w:r>
-              <w:t xml:space="preserve">0.111</w:t>
-            </w:r>
-          </w:p>
-        </w:tc>
-        <w:tc>
-          <w:tcPr/>
-          <w:p>
-            <w:pPr>
-              <w:pStyle w:val="Compact"/>
-              <w:jc w:val="left"/>
-            </w:pPr>
-            <w:r>
-              <w:t xml:space="preserve">8.71</w:t>
-            </w:r>
-          </w:p>
-        </w:tc>
-        <w:tc>
-          <w:tcPr/>
-          <w:p>
-            <w:pPr>
-              <w:pStyle w:val="Compact"/>
-              <w:jc w:val="left"/>
-            </w:pPr>
-            <w:r>
-              <w:t xml:space="preserve">10.93</w:t>
-            </w:r>
-          </w:p>
-        </w:tc>
-        <w:tc>
-          <w:tcPr/>
-          <w:p>
-            <w:pPr>
-              <w:pStyle w:val="Compact"/>
-              <w:jc w:val="left"/>
-            </w:pPr>
-            <w:r>
-              <w:t xml:space="preserve">18.71</w:t>
-            </w:r>
-          </w:p>
-        </w:tc>
-        <w:tc>
-          <w:tcPr/>
-          <w:p>
-            <w:pPr>
-              <w:pStyle w:val="Compact"/>
-              <w:jc w:val="left"/>
-            </w:pPr>
-            <w:r>
-              <w:t xml:space="preserve">40.95</w:t>
+              <w:t xml:space="preserve">0.437</w:t>
+            </w:r>
+          </w:p>
+        </w:tc>
+        <w:tc>
+          <w:tcPr/>
+          <w:p>
+            <w:pPr>
+              <w:pStyle w:val="Compact"/>
+              <w:jc w:val="left"/>
+            </w:pPr>
+            <w:r>
+              <w:t xml:space="preserve">7.56</w:t>
+            </w:r>
+          </w:p>
+        </w:tc>
+        <w:tc>
+          <w:tcPr/>
+          <w:p>
+            <w:pPr>
+              <w:pStyle w:val="Compact"/>
+              <w:jc w:val="left"/>
+            </w:pPr>
+            <w:r>
+              <w:t xml:space="preserve">0.112</w:t>
+            </w:r>
+          </w:p>
+        </w:tc>
+        <w:tc>
+          <w:tcPr/>
+          <w:p>
+            <w:pPr>
+              <w:pStyle w:val="Compact"/>
+              <w:jc w:val="left"/>
+            </w:pPr>
+            <w:r>
+              <w:t xml:space="preserve">8.68</w:t>
+            </w:r>
+          </w:p>
+        </w:tc>
+        <w:tc>
+          <w:tcPr/>
+          <w:p>
+            <w:pPr>
+              <w:pStyle w:val="Compact"/>
+              <w:jc w:val="left"/>
+            </w:pPr>
+            <w:r>
+              <w:t xml:space="preserve">10.91</w:t>
+            </w:r>
+          </w:p>
+        </w:tc>
+        <w:tc>
+          <w:tcPr/>
+          <w:p>
+            <w:pPr>
+              <w:pStyle w:val="Compact"/>
+              <w:jc w:val="left"/>
+            </w:pPr>
+            <w:r>
+              <w:t xml:space="preserve">18.73</w:t>
+            </w:r>
+          </w:p>
+        </w:tc>
+        <w:tc>
+          <w:tcPr/>
+          <w:p>
+            <w:pPr>
+              <w:pStyle w:val="Compact"/>
+              <w:jc w:val="left"/>
+            </w:pPr>
+            <w:r>
+              <w:t xml:space="preserve">41.07</w:t>
             </w:r>
           </w:p>
         </w:tc>
@@ -15299,79 +15299,79 @@
               <w:jc w:val="left"/>
             </w:pPr>
             <w:r>
-              <w:t xml:space="preserve">0.850</w:t>
-            </w:r>
-          </w:p>
-        </w:tc>
-        <w:tc>
-          <w:tcPr/>
-          <w:p>
-            <w:pPr>
-              <w:pStyle w:val="Compact"/>
-              <w:jc w:val="left"/>
-            </w:pPr>
-            <w:r>
-              <w:t xml:space="preserve">13.25</w:t>
-            </w:r>
-          </w:p>
-        </w:tc>
-        <w:tc>
-          <w:tcPr/>
-          <w:p>
-            <w:pPr>
-              <w:pStyle w:val="Compact"/>
-              <w:jc w:val="left"/>
-            </w:pPr>
-            <w:r>
-              <w:t xml:space="preserve">0.032</w:t>
-            </w:r>
-          </w:p>
-        </w:tc>
-        <w:tc>
-          <w:tcPr/>
-          <w:p>
-            <w:pPr>
-              <w:pStyle w:val="Compact"/>
-              <w:jc w:val="left"/>
-            </w:pPr>
-            <w:r>
-              <w:t xml:space="preserve">13.57</w:t>
-            </w:r>
-          </w:p>
-        </w:tc>
-        <w:tc>
-          <w:tcPr/>
-          <w:p>
-            <w:pPr>
-              <w:pStyle w:val="Compact"/>
-              <w:jc w:val="left"/>
-            </w:pPr>
-            <w:r>
-              <w:t xml:space="preserve">14.21</w:t>
-            </w:r>
-          </w:p>
-        </w:tc>
-        <w:tc>
-          <w:tcPr/>
-          <w:p>
-            <w:pPr>
-              <w:pStyle w:val="Compact"/>
-              <w:jc w:val="left"/>
-            </w:pPr>
-            <w:r>
-              <w:t xml:space="preserve">16.47</w:t>
-            </w:r>
-          </w:p>
-        </w:tc>
-        <w:tc>
-          <w:tcPr/>
-          <w:p>
-            <w:pPr>
-              <w:pStyle w:val="Compact"/>
-              <w:jc w:val="left"/>
-            </w:pPr>
-            <w:r>
-              <w:t xml:space="preserve">22.90</w:t>
+              <w:t xml:space="preserve">0.853</w:t>
+            </w:r>
+          </w:p>
+        </w:tc>
+        <w:tc>
+          <w:tcPr/>
+          <w:p>
+            <w:pPr>
+              <w:pStyle w:val="Compact"/>
+              <w:jc w:val="left"/>
+            </w:pPr>
+            <w:r>
+              <w:t xml:space="preserve">13.35</w:t>
+            </w:r>
+          </w:p>
+        </w:tc>
+        <w:tc>
+          <w:tcPr/>
+          <w:p>
+            <w:pPr>
+              <w:pStyle w:val="Compact"/>
+              <w:jc w:val="left"/>
+            </w:pPr>
+            <w:r>
+              <w:t xml:space="preserve">0.033</w:t>
+            </w:r>
+          </w:p>
+        </w:tc>
+        <w:tc>
+          <w:tcPr/>
+          <w:p>
+            <w:pPr>
+              <w:pStyle w:val="Compact"/>
+              <w:jc w:val="left"/>
+            </w:pPr>
+            <w:r>
+              <w:t xml:space="preserve">13.68</w:t>
+            </w:r>
+          </w:p>
+        </w:tc>
+        <w:tc>
+          <w:tcPr/>
+          <w:p>
+            <w:pPr>
+              <w:pStyle w:val="Compact"/>
+              <w:jc w:val="left"/>
+            </w:pPr>
+            <w:r>
+              <w:t xml:space="preserve">14.33</w:t>
+            </w:r>
+          </w:p>
+        </w:tc>
+        <w:tc>
+          <w:tcPr/>
+          <w:p>
+            <w:pPr>
+              <w:pStyle w:val="Compact"/>
+              <w:jc w:val="left"/>
+            </w:pPr>
+            <w:r>
+              <w:t xml:space="preserve">16.62</w:t>
+            </w:r>
+          </w:p>
+        </w:tc>
+        <w:tc>
+          <w:tcPr/>
+          <w:p>
+            <w:pPr>
+              <w:pStyle w:val="Compact"/>
+              <w:jc w:val="left"/>
+            </w:pPr>
+            <w:r>
+              <w:t xml:space="preserve">23.16</w:t>
             </w:r>
           </w:p>
         </w:tc>
@@ -15440,31 +15440,31 @@
               <w:jc w:val="left"/>
             </w:pPr>
             <w:r>
-              <w:t xml:space="preserve">15.12</w:t>
-            </w:r>
-          </w:p>
-        </w:tc>
-        <w:tc>
-          <w:tcPr/>
-          <w:p>
-            <w:pPr>
-              <w:pStyle w:val="Compact"/>
-              <w:jc w:val="left"/>
-            </w:pPr>
-            <w:r>
-              <w:t xml:space="preserve">0.025</w:t>
-            </w:r>
-          </w:p>
-        </w:tc>
-        <w:tc>
-          <w:tcPr/>
-          <w:p>
-            <w:pPr>
-              <w:pStyle w:val="Compact"/>
-              <w:jc w:val="left"/>
-            </w:pPr>
-            <w:r>
-              <w:t xml:space="preserve">15.37</w:t>
+              <w:t xml:space="preserve">15.10</w:t>
+            </w:r>
+          </w:p>
+        </w:tc>
+        <w:tc>
+          <w:tcPr/>
+          <w:p>
+            <w:pPr>
+              <w:pStyle w:val="Compact"/>
+              <w:jc w:val="left"/>
+            </w:pPr>
+            <w:r>
+              <w:t xml:space="preserve">0.026</w:t>
+            </w:r>
+          </w:p>
+        </w:tc>
+        <w:tc>
+          <w:tcPr/>
+          <w:p>
+            <w:pPr>
+              <w:pStyle w:val="Compact"/>
+              <w:jc w:val="left"/>
+            </w:pPr>
+            <w:r>
+              <w:t xml:space="preserve">15.36</w:t>
             </w:r>
           </w:p>
         </w:tc>
@@ -15488,19 +15488,19 @@
               <w:jc w:val="left"/>
             </w:pPr>
             <w:r>
-              <w:t xml:space="preserve">17.63</w:t>
-            </w:r>
-          </w:p>
-        </w:tc>
-        <w:tc>
-          <w:tcPr/>
-          <w:p>
-            <w:pPr>
-              <w:pStyle w:val="Compact"/>
-              <w:jc w:val="left"/>
-            </w:pPr>
-            <w:r>
-              <w:t xml:space="preserve">22.65</w:t>
+              <w:t xml:space="preserve">17.69</w:t>
+            </w:r>
+          </w:p>
+        </w:tc>
+        <w:tc>
+          <w:tcPr/>
+          <w:p>
+            <w:pPr>
+              <w:pStyle w:val="Compact"/>
+              <w:jc w:val="left"/>
+            </w:pPr>
+            <w:r>
+              <w:t xml:space="preserve">22.87</w:t>
             </w:r>
           </w:p>
         </w:tc>
@@ -15534,19 +15534,19 @@
               <w:jc w:val="left"/>
             </w:pPr>
             <w:r>
-              <w:t xml:space="preserve">0.21–0.88</w:t>
-            </w:r>
-          </w:p>
-        </w:tc>
-        <w:tc>
-          <w:tcPr/>
-          <w:p>
-            <w:pPr>
-              <w:pStyle w:val="Compact"/>
-              <w:jc w:val="left"/>
-            </w:pPr>
-            <w:r>
-              <w:t xml:space="preserve">4.5–14.3</w:t>
+              <w:t xml:space="preserve">0.21–0.89</w:t>
+            </w:r>
+          </w:p>
+        </w:tc>
+        <w:tc>
+          <w:tcPr/>
+          <w:p>
+            <w:pPr>
+              <w:pStyle w:val="Compact"/>
+              <w:jc w:val="left"/>
+            </w:pPr>
+            <w:r>
+              <w:t xml:space="preserve">4.6–14.4</w:t>
             </w:r>
           </w:p>
         </w:tc>
@@ -15570,7 +15570,7 @@
                 <w:bCs/>
                 <w:b/>
               </w:rPr>
-              <w:t xml:space="preserve">7.05</w:t>
+              <w:t xml:space="preserve">7.15</w:t>
             </w:r>
           </w:p>
         </w:tc>
@@ -15586,7 +15586,7 @@
                 <w:bCs/>
                 <w:b/>
               </w:rPr>
-              <w:t xml:space="preserve">10.26</w:t>
+              <w:t xml:space="preserve">10.31</w:t>
             </w:r>
           </w:p>
         </w:tc>
@@ -15602,7 +15602,7 @@
                 <w:bCs/>
                 <w:b/>
               </w:rPr>
-              <w:t xml:space="preserve">14.99</w:t>
+              <w:t xml:space="preserve">15.21</w:t>
             </w:r>
           </w:p>
         </w:tc>
@@ -15618,7 +15618,7 @@
                 <w:bCs/>
                 <w:b/>
               </w:rPr>
-              <w:t xml:space="preserve">21.57</w:t>
+              <w:t xml:space="preserve">21.90</w:t>
             </w:r>
           </w:p>
         </w:tc>
@@ -15860,7 +15860,7 @@
         <w:t xml:space="preserve"> </w:t>
       </w:r>
       <w:r>
-        <w:t xml:space="preserve">(R1), 57 (R2) and 88 (R3); with the per-operation results of Experiment A1 the break-even values are 31–35 (RTK) and 88–117 (DGPS). Second, the cost-optimal margin under RTK accepts frequent but tiny misses: even at</w:t>
+        <w:t xml:space="preserve">(R1), 58 (R2) and 88 (R3); with the per-operation results of Experiment A1 the break-even values are 31–35 (RTK) and 88–117 (DGPS). Second, the cost-optimal margin under RTK accepts frequent but tiny misses: even at</w:t>
       </w:r>
       <w:r>
         <w:t xml:space="preserve"> </w:t>
@@ -15883,7 +15883,7 @@
         <w:t xml:space="preserve"> </w:t>
       </w:r>
       <w:r>
-        <w:t xml:space="preserve">it has a P(no miss) of only 0.49 (R1) and 0.33 (R2), because RTK misses are slivers of 0.004–0.03% of the area. Only under DGPS, whose misses are wider, does the cost-optimal margin approach the 0.9 level (</w:t>
+        <w:t xml:space="preserve">it has a P(no miss) of only 0.50 (R1) and 0.32 (R2), because RTK misses are slivers of 0.004–0.03% of the area. Only under DGPS, whose misses are wider, does the cost-optimal margin approach the 0.9 level (</w:t>
       </w:r>
       <m:oMath>
         <m:r>
@@ -15900,7 +15900,7 @@
         </m:r>
       </m:oMath>
       <w:r>
-        <w:t xml:space="preserve">: 0.88). Third, a tolerance helps where implements are narrow: certifying</w:t>
+        <w:t xml:space="preserve">: 0.89). Third, a tolerance helps where implements are narrow: certifying</w:t>
       </w:r>
       <w:r>
         <w:t xml:space="preserve"> </w:t>
@@ -15936,7 +15936,7 @@
         <w:t xml:space="preserve"> </w:t>
       </w:r>
       <w:r>
-        <w:t xml:space="preserve">lowers the margin by 1 cm and saves 0.9, 2.0 and 0.5 pp of overlap in R1–R3, and a 5 cm tolerance saves 2.0, 5.0 and 1.1 pp.</w:t>
+        <w:t xml:space="preserve">lowers the margin by 1 cm and saves 0.9, 2.0 and 0.4 pp of overlap in R1–R3, and a 5 cm tolerance saves 2.0, 5.0 and 1.1 pp.</w:t>
       </w:r>
     </w:p>
     <w:p>

--- a/docs/paper/manuscript.docx
+++ b/docs/paper/manuscript.docx
@@ -2018,7 +2018,7 @@
       <w:r>
         <w:drawing>
           <wp:inline>
-            <wp:extent cx="5334000" cy="2062773"/>
+            <wp:extent cx="5334000" cy="3833436"/>
             <wp:effectExtent b="0" l="0" r="0" t="0"/>
             <wp:docPr descr="" title="" id="26" name="Picture"/>
             <a:graphic>
@@ -2039,7 +2039,7 @@
                   <pic:spPr bwMode="auto">
                     <a:xfrm>
                       <a:off x="0" y="0"/>
-                      <a:ext cx="5334000" cy="2062773"/>
+                      <a:ext cx="5334000" cy="3833436"/>
                     </a:xfrm>
                     <a:prstGeom prst="rect">
                       <a:avLst/>
@@ -2073,7 +2073,21 @@
         <w:t xml:space="preserve"> </w:t>
       </w:r>
       <w:r>
-        <w:t xml:space="preserve">Plan view of the problem (illustrative). Dashed lines are planned pass centrelines at spacing</w:t>
+        <w:t xml:space="preserve">The coverage problem. (a) One simulated run of the DGPS configuration (R3, 6 m implement) on a real paddy field, planned with that field’s own 0.9 margin; the main area is inside the dashed line, and the missed strip (red, width exaggerated) is where two adjacent passes drifted apart by more than their planned overlap. (b) Detail of the framed area: planned centrelines (dashed), executed centrelines (solid) and footprint edges (dotted); the widest gap is 12 cm. (c) Cross-section at one along-pass position (schematic): footprints of width</w:t>
+      </w:r>
+      <w:r>
+        <w:t xml:space="preserve"> </w:t>
+      </w:r>
+      <m:oMath>
+        <m:r>
+          <m:t>w</m:t>
+        </m:r>
+      </m:oMath>
+      <w:r>
+        <w:t xml:space="preserve"> </w:t>
+      </w:r>
+      <w:r>
+        <w:t xml:space="preserve">planned at spacing</w:t>
       </w:r>
       <w:r>
         <w:t xml:space="preserve"> </w:t>
@@ -2096,7 +2110,43 @@
         </m:r>
       </m:oMath>
       <w:r>
-        <w:t xml:space="preserve">; solid lines are executed paths and shaded bands the implement footprints of width</w:t>
+        <w:t xml:space="preserve">; the chord</w:t>
+      </w:r>
+      <w:r>
+        <w:t xml:space="preserve"> </w:t>
+      </w:r>
+      <m:oMath>
+        <m:d>
+          <m:dPr>
+            <m:begChr m:val="["/>
+            <m:endChr m:val="]"/>
+            <m:sepChr m:val=""/>
+            <m:grow/>
+          </m:dPr>
+          <m:e>
+            <m:r>
+              <m:rPr>
+                <m:sty m:val="p"/>
+              </m:rPr>
+              <m:t>ℓ</m:t>
+            </m:r>
+            <m:r>
+              <m:rPr>
+                <m:sty m:val="p"/>
+              </m:rPr>
+              <m:t>,</m:t>
+            </m:r>
+            <m:r>
+              <m:t>u</m:t>
+            </m:r>
+          </m:e>
+        </m:d>
+      </m:oMath>
+      <w:r>
+        <w:t xml:space="preserve"> </w:t>
+      </w:r>
+      <w:r>
+        <w:t xml:space="preserve">is fully covered unless two executed centres are more than</w:t>
       </w:r>
       <w:r>
         <w:t xml:space="preserve"> </w:t>
@@ -2107,50 +2157,33 @@
         </m:r>
       </m:oMath>
       <w:r>
-        <w:t xml:space="preserve">, which overlap by</w:t>
-      </w:r>
-      <w:r>
-        <w:t xml:space="preserve"> </w:t>
-      </w:r>
-      <m:oMath>
+        <w:t xml:space="preserve"> </w:t>
+      </w:r>
+      <w:r>
+        <w:t xml:space="preserve">apart (interior gap) or the outermost centre is more than</w:t>
+      </w:r>
+      <w:r>
+        <w:t xml:space="preserve"> </w:t>
+      </w:r>
+      <m:oMath>
+        <m:r>
+          <m:t>w</m:t>
+        </m:r>
+        <m:r>
+          <m:rPr>
+            <m:sty m:val="p"/>
+          </m:rPr>
+          <m:t>/</m:t>
+        </m:r>
         <m:r>
           <m:t>2</m:t>
         </m:r>
-        <m:r>
-          <m:t>λ</m:t>
-        </m:r>
-      </m:oMath>
-      <w:r>
-        <w:t xml:space="preserve"> </w:t>
-      </w:r>
-      <w:r>
-        <w:t xml:space="preserve">on plan. A strip is missed (orange) in two ways: an</w:t>
-      </w:r>
-      <w:r>
-        <w:t xml:space="preserve"> </w:t>
-      </w:r>
-      <w:r>
-        <w:rPr>
-          <w:iCs/>
-          <w:i/>
-        </w:rPr>
-        <w:t xml:space="preserve">interior gap</w:t>
-      </w:r>
-      <w:r>
-        <w:t xml:space="preserve">, where adjacent passes drift apart by more than the overlap, and a</w:t>
-      </w:r>
-      <w:r>
-        <w:t xml:space="preserve"> </w:t>
-      </w:r>
-      <w:r>
-        <w:rPr>
-          <w:iCs/>
-          <w:i/>
-        </w:rPr>
-        <w:t xml:space="preserve">field-edge miss</w:t>
-      </w:r>
-      <w:r>
-        <w:t xml:space="preserve">, where the outermost pass drifts inward and nothing else covers the boundary. The run score measures the worst of both.</w:t>
+      </m:oMath>
+      <w:r>
+        <w:t xml:space="preserve"> </w:t>
+      </w:r>
+      <w:r>
+        <w:t xml:space="preserve">from the boundary (field-edge miss). The run score takes the worst of both over all sections (Lemma 1).</w:t>
       </w:r>
     </w:p>
     <w:p>
@@ -10491,7 +10524,7 @@
         <w:pStyle w:val="FirstParagraph"/>
       </w:pPr>
       <w:r>
-        <w:t xml:space="preserve">Fig. 2 compares the predicted 0.9 quantile of the run score on each field’s reference plan with the empirical 0.9 quantile of 200 independent simulated runs, on the 45 test fields of each configuration. The 200-run reference quantile is itself noisy; the Monte Carlo twin with 1000 fresh runs differs from it by a log standard deviation of 0.030 (R1), 0.032 (R2) and 0.083 (R3), which is essentially this sampling noise. The analytic model differs from it by 0.039, 0.038 and 0.097, with mean bias +1.0%, +0.1% and −5.2%; its own error, net of the reference noise, is therefore about 2–3% under RTK. Under DGPS, the model without field-edge terms was biased low; the edge terms (Theorem A2(b), Appendix A.12) were derived after this observation and remove the bias (+0.8% on the 15 fields on which they were developed; Appendix B.3). The analytic model needs 16–353 s per field and the twin a median of 8–21 s (Table S21), both once per field and offline.</w:t>
+        <w:t xml:space="preserve">Fig. 2 compares the predicted 0.9 quantile of the run score on each field’s reference plan with the empirical 0.9 quantile of 200 independent simulated runs, on the 45 test fields of each configuration. The 200-run reference quantile is itself noisy; the Monte Carlo twin with 1000 fresh runs differs from it by a log standard deviation of 0.030 (R1), 0.032 (R2) and 0.083 (R3), which is essentially this sampling noise. The analytic model differs from it by 0.039, 0.038 and 0.107, with mean bias +1.0%, +0.1% and +0.9%; its own error, net of the reference noise, is therefore about 2–3% under RTK. Under DGPS, the model without field-edge terms was biased low (−5.2%, log standard deviation 0.097, on the same 45 fields). The edge terms (Theorem A2(b), Appendix A.12) were derived after this observation on 15 fields and then computed, unchanged, on the remaining 30 (revision, pre-registered as a descriptive check): on these 30 they moved the bias from −5.7% to +0.9% but widened the scatter from 0.089 to 0.106 (Appendix B.3), so they correct the level of the DGPS margins, not their field-to-field ranking. The analytic model needs 16–353 s per field without and a median of 271 s (up to 40 min) with the edge terms, and the twin a median of 8–21 s (Table S21), all once per field and offline.</w:t>
       </w:r>
     </w:p>
     <w:p>
@@ -12951,6 +12984,76 @@
                 <w:bCs/>
                 <w:b/>
               </w:rPr>
+              <w:t xml:space="preserve">XCE-T</w:t>
+            </w:r>
+            <w:r>
+              <w:t xml:space="preserve"> </w:t>
+            </w:r>
+            <w:r>
+              <w:t xml:space="preserve">with field-edge terms</w:t>
+            </w:r>
+          </w:p>
+        </w:tc>
+        <w:tc>
+          <w:tcPr/>
+          <w:p>
+            <w:pPr>
+              <w:pStyle w:val="Compact"/>
+              <w:jc w:val="left"/>
+            </w:pPr>
+            <w:r>
+              <w:t xml:space="preserve">0.927 / 0.931 / 0.917</w:t>
+            </w:r>
+          </w:p>
+        </w:tc>
+        <w:tc>
+          <w:tcPr/>
+          <w:p>
+            <w:pPr>
+              <w:pStyle w:val="Compact"/>
+              <w:jc w:val="left"/>
+            </w:pPr>
+            <w:r>
+              <w:t xml:space="preserve">+3.03 /</w:t>
+            </w:r>
+            <w:r>
+              <w:t xml:space="preserve"> </w:t>
+            </w:r>
+            <w:r>
+              <w:rPr>
+                <w:bCs/>
+                <w:b/>
+              </w:rPr>
+              <w:t xml:space="preserve">+13.69</w:t>
+            </w:r>
+          </w:p>
+        </w:tc>
+        <w:tc>
+          <w:tcPr/>
+          <w:p>
+            <w:pPr>
+              <w:pStyle w:val="Compact"/>
+              <w:jc w:val="left"/>
+            </w:pPr>
+            <w:r>
+              <w:t xml:space="preserve">+0.63 / +4.36</w:t>
+            </w:r>
+          </w:p>
+        </w:tc>
+      </w:tr>
+      <w:tr>
+        <w:tc>
+          <w:tcPr/>
+          <w:p>
+            <w:pPr>
+              <w:pStyle w:val="Compact"/>
+              <w:jc w:val="left"/>
+            </w:pPr>
+            <w:r>
+              <w:rPr>
+                <w:bCs/>
+                <w:b/>
+              </w:rPr>
               <w:t xml:space="preserve">XCE-MC</w:t>
             </w:r>
             <w:r>
@@ -13048,7 +13151,7 @@
           <w:iCs/>
           <w:i/>
         </w:rPr>
-        <w:t xml:space="preserve">Table 6. Experiment B5 (revision, pre-registered): mixed fleet of 135 fields, 4000 replicates. Overall validity held for every non-refusing pivot (marginal mean coverage 0.896–0.925; PAC fraction 0.892–0.955). Per-configuration coverage is not guaranteed by the theorem; values below 0.88 are in bold. Mondrian excess is over deployed fields; refused fields need another rule.</w:t>
+        <w:t xml:space="preserve">Table 6. Experiment B5 (revision, pre-registered): mixed fleet of 135 fields, 4000 replicates. Overall validity held for every non-refusing pivot (marginal mean coverage 0.896–0.925; PAC fraction 0.892–0.955). Per-configuration coverage is not guaranteed by the theorem; values below 0.88 are in bold. Mondrian excess is over deployed fields; refused fields need another rule. XCE-T without field-edge terms is the registered pivot; the row with edge terms uses them on all 45 DGPS fields.</w:t>
       </w:r>
     </w:p>
     <w:p>
@@ -13056,7 +13159,7 @@
         <w:pStyle w:val="BodyText"/>
       </w:pPr>
       <w:r>
-        <w:t xml:space="preserve">All four registered predictions were met (Table 6, Fig. 4). Every non-refusing pivot was valid overall. Raw pooling covered the DGPS configuration at only 0.779 (marginal) while over-covering the RTK fields at 0.999: the overall guarantee averages over configurations and can hide a badly served one. The model pivots covered every configuration at 0.885–0.936. Mondrian pooling, valid per configuration, needs at least 9 (marginal) or 22 (PAC) calibration fields per configuration; with 25 calibration fields shared by three configurations it refused on 56% of new fields (marginal) and on all (PAC). With 60 calibration fields, the model pivots cost 0.55–0.57 pp of excess overlap (marginal) against 1.20–1.29 pp for the learned and empirical configuration-aware scales and 4.35 pp for Mondrian, and 4.2–4.4 pp (PAC) against 6.2–6.4 and 12.2 pp. The configuration-aware scales left the DGPS fields under-covered (0.82–0.87), because a scale learned from one run per field does not capture the heavier DGPS tail. The analytic model and the Monte Carlo twin were equivalent (within 0.8 pp in every cell).</w:t>
+        <w:t xml:space="preserve">All four registered predictions were met (Table 6, Fig. 4). Every non-refusing pivot was valid overall. Raw pooling covered the DGPS configuration at only 0.779 (marginal) while over-covering the RTK fields at 0.999: the overall guarantee averages over configurations and can hide a badly served one. The model pivots covered every configuration at 0.885–0.936; with the field-edge terms the DGPS fields were covered at 0.899–0.924 instead of 0.834–0.904 (Table S26), at the same excess overlap. Mondrian pooling, valid per configuration, needs at least 9 (marginal) or 22 (PAC) calibration fields per configuration; with 25 calibration fields shared by three configurations it refused on 56% of new fields (marginal) and on all (PAC). With 60 calibration fields, the model pivots cost 0.55–0.63 pp of excess overlap (marginal) against 1.20–1.29 pp for the learned and empirical configuration-aware scales and 4.35 pp for Mondrian, and 4.2–4.4 pp (PAC) against 6.2–6.4 and 12.2 pp. The configuration-aware scales left the DGPS fields under-covered (0.82–0.87), because a scale learned from one run per field does not capture the heavier DGPS tail. The analytic model and the Monte Carlo twin were equivalent (within 0.8 pp in every cell).</w:t>
       </w:r>
     </w:p>
     <w:p>
@@ -13121,7 +13224,7 @@
         <w:t xml:space="preserve"> </w:t>
       </w:r>
       <w:r>
-        <w:t xml:space="preserve">Experiment B5: mean excess overlap of the scale pivots on the mixed fleet with 60 calibration fields, marginal (a) and PAC (b) rule (excess over deployed fields; a pale bar marks a pivot that refuses on part of the fields), and mean coverage of the DGPS fields under the marginal rule with 25 calibration fields (c; dashed line 0.9).</w:t>
+        <w:t xml:space="preserve">Experiment B5: mean excess overlap of the scale pivots on the mixed fleet with 60 calibration fields (XCE-T with the field-edge terms), marginal (a) and PAC (b) rule (excess over deployed fields; a pale bar marks a pivot that refuses on part of the fields), and mean coverage of the DGPS fields under the marginal rule with 25 calibration fields (c; dashed line 0.9).</w:t>
       </w:r>
     </w:p>
     <w:p>
@@ -13253,7 +13356,7 @@
         <w:t xml:space="preserve"> </w:t>
       </w:r>
       <w:r>
-        <w:t xml:space="preserve">Mismatch that rescales the error moderately left the model useful: with a trailed implement (bias +0.42, the implement low-pass filters the tractor’s error), degraded GNSS (−0.40 under DGPS) or levelled terrain, the model pivot remained the most efficient pivot of the mixed fleet (0.5–1.0 pp against 3.8–42.7 pp for the others). Mismatch that changes the error structure did not: with wet patches the model underpredicted RTK margins by a factor of 2 (bias −0.73), and with a faster vehicle, steering latency and a deadband the DGPS loop became unstable and the model underpredicted by a factor of 2.8; in the combined variant the vendor-specification scale was more efficient than the model (8.7 vs 14.6 pp). The Monte Carlo twin, which shares the model’s assumptions, failed in the same cases.</w:t>
+        <w:t xml:space="preserve">Mismatch that rescales the error moderately left the model useful: with a trailed implement (bias +0.42, the implement low-pass filters the tractor’s error), degraded GNSS (−0.35 under DGPS) or levelled terrain, the model pivot remained the most efficient pivot of the mixed fleet (0.5–0.7 pp against 3.8–42.7 pp for the others). Mismatch that changes the error structure did not: with wet patches the model underpredicted RTK margins by a factor of 2 (bias −0.73), and with a faster vehicle, steering latency and a deadband the DGPS loop became unstable and the model underpredicted by a factor of 2.7; in the combined variant the vendor-specification scale was more efficient than the model (8.7 vs 14.1 pp). The Monte Carlo twin, which shares the model’s assumptions, failed in the same cases.</w:t>
       </w:r>
       <w:r>
         <w:t xml:space="preserve"> </w:t>
@@ -13444,19 +13547,19 @@
               <w:jc w:val="left"/>
             </w:pPr>
             <w:r>
-              <w:t xml:space="preserve">0.903 / 0.889 (0.718)</w:t>
-            </w:r>
-          </w:p>
-        </w:tc>
-        <w:tc>
-          <w:tcPr/>
-          <w:p>
-            <w:pPr>
-              <w:pStyle w:val="Compact"/>
-              <w:jc w:val="left"/>
-            </w:pPr>
-            <w:r>
-              <w:t xml:space="preserve">0.57 / 0.55 / 9.93 / 4.35 / 17.12</w:t>
+              <w:t xml:space="preserve">0.902 / 0.899 (0.718)</w:t>
+            </w:r>
+          </w:p>
+        </w:tc>
+        <w:tc>
+          <w:tcPr/>
+          <w:p>
+            <w:pPr>
+              <w:pStyle w:val="Compact"/>
+              <w:jc w:val="left"/>
+            </w:pPr>
+            <w:r>
+              <w:t xml:space="preserve">0.63 / 0.55 / 9.93 / 4.35 / 17.12</w:t>
             </w:r>
           </w:p>
         </w:tc>
@@ -13494,7 +13597,7 @@
               <w:jc w:val="left"/>
             </w:pPr>
             <w:r>
-              <w:t xml:space="preserve">−0.73 / −0.72 / −0.07</w:t>
+              <w:t xml:space="preserve">−0.73 / −0.72 / −0.02</w:t>
             </w:r>
           </w:p>
         </w:tc>
@@ -13516,19 +13619,19 @@
               <w:t xml:space="preserve"> </w:t>
             </w:r>
             <w:r>
-              <w:t xml:space="preserve">/ 0.982 (0.823)</w:t>
-            </w:r>
-          </w:p>
-        </w:tc>
-        <w:tc>
-          <w:tcPr/>
-          <w:p>
-            <w:pPr>
-              <w:pStyle w:val="Compact"/>
-              <w:jc w:val="left"/>
-            </w:pPr>
-            <w:r>
-              <w:t xml:space="preserve">1.79 / 1.77 / 45.53 / 23.49 / 7.81</w:t>
+              <w:t xml:space="preserve">/ 0.984 (0.823)</w:t>
+            </w:r>
+          </w:p>
+        </w:tc>
+        <w:tc>
+          <w:tcPr/>
+          <w:p>
+            <w:pPr>
+              <w:pStyle w:val="Compact"/>
+              <w:jc w:val="left"/>
+            </w:pPr>
+            <w:r>
+              <w:t xml:space="preserve">2.39 / 1.77 / 45.53 / 23.49 / 7.81</w:t>
             </w:r>
           </w:p>
         </w:tc>
@@ -13576,7 +13679,7 @@
               <w:jc w:val="left"/>
             </w:pPr>
             <w:r>
-              <w:t xml:space="preserve">+0.42 / +0.43 / +0.04</w:t>
+              <w:t xml:space="preserve">+0.42 / +0.43 / +0.09</w:t>
             </w:r>
           </w:p>
         </w:tc>
@@ -13598,7 +13701,7 @@
                 <w:bCs/>
                 <w:b/>
               </w:rPr>
-              <w:t xml:space="preserve">0.797</w:t>
+              <w:t xml:space="preserve">0.808</w:t>
             </w:r>
             <w:r>
               <w:t xml:space="preserve"> </w:t>
@@ -13616,7 +13719,7 @@
               <w:jc w:val="left"/>
             </w:pPr>
             <w:r>
-              <w:t xml:space="preserve">0.65 / 0.52 / 3.93 / 3.81 / 17.86</w:t>
+              <w:t xml:space="preserve">0.49 / 0.52 / 3.93 / 3.81 / 17.86</w:t>
             </w:r>
           </w:p>
         </w:tc>
@@ -13654,19 +13757,81 @@
               <w:jc w:val="left"/>
             </w:pPr>
             <w:r>
-              <w:t xml:space="preserve">+0.00 / +0.01 / −1.03</w:t>
-            </w:r>
-          </w:p>
-        </w:tc>
-        <w:tc>
-          <w:tcPr/>
-          <w:p>
-            <w:pPr>
-              <w:pStyle w:val="Compact"/>
-              <w:jc w:val="left"/>
-            </w:pPr>
-            <w:r>
-              <w:t xml:space="preserve">0.904 /</w:t>
+              <w:t xml:space="preserve">+0.00 / +0.01 / −0.99</w:t>
+            </w:r>
+          </w:p>
+        </w:tc>
+        <w:tc>
+          <w:tcPr/>
+          <w:p>
+            <w:pPr>
+              <w:pStyle w:val="Compact"/>
+              <w:jc w:val="left"/>
+            </w:pPr>
+            <w:r>
+              <w:t xml:space="preserve">0.903 / 0.853 (0.801)</w:t>
+            </w:r>
+          </w:p>
+        </w:tc>
+        <w:tc>
+          <w:tcPr/>
+          <w:p>
+            <w:pPr>
+              <w:pStyle w:val="Compact"/>
+              <w:jc w:val="left"/>
+            </w:pPr>
+            <w:r>
+              <w:t xml:space="preserve">(R3 under-covered)</w:t>
+            </w:r>
+          </w:p>
+        </w:tc>
+        <w:tc>
+          <w:tcPr/>
+          <w:p>
+            <w:pPr>
+              <w:pStyle w:val="Compact"/>
+              <w:jc w:val="left"/>
+            </w:pPr>
+            <w:r>
+              <w:t xml:space="preserve">0.899 / 0.899 / 0.924</w:t>
+            </w:r>
+          </w:p>
+        </w:tc>
+      </w:tr>
+      <w:tr>
+        <w:tc>
+          <w:tcPr/>
+          <w:p>
+            <w:pPr>
+              <w:pStyle w:val="Compact"/>
+              <w:jc w:val="left"/>
+            </w:pPr>
+            <w:r>
+              <w:t xml:space="preserve">T4 GNSS × 1.5</w:t>
+            </w:r>
+          </w:p>
+        </w:tc>
+        <w:tc>
+          <w:tcPr/>
+          <w:p>
+            <w:pPr>
+              <w:pStyle w:val="Compact"/>
+              <w:jc w:val="left"/>
+            </w:pPr>
+            <w:r>
+              <w:t xml:space="preserve">−0.04 / −0.02 / −0.35</w:t>
+            </w:r>
+          </w:p>
+        </w:tc>
+        <w:tc>
+          <w:tcPr/>
+          <w:p>
+            <w:pPr>
+              <w:pStyle w:val="Compact"/>
+              <w:jc w:val="left"/>
+            </w:pPr>
+            <w:r>
+              <w:t xml:space="preserve">0.901 /</w:t>
             </w:r>
             <w:r>
               <w:t xml:space="preserve"> </w:t>
@@ -13676,37 +13841,37 @@
                 <w:bCs/>
                 <w:b/>
               </w:rPr>
-              <w:t xml:space="preserve">0.849</w:t>
+              <w:t xml:space="preserve">0.803</w:t>
             </w:r>
             <w:r>
               <w:t xml:space="preserve"> </w:t>
             </w:r>
             <w:r>
-              <w:t xml:space="preserve">(0.801)</w:t>
-            </w:r>
-          </w:p>
-        </w:tc>
-        <w:tc>
-          <w:tcPr/>
-          <w:p>
-            <w:pPr>
-              <w:pStyle w:val="Compact"/>
-              <w:jc w:val="left"/>
-            </w:pPr>
-            <w:r>
-              <w:t xml:space="preserve">(R3 under-covered)</w:t>
-            </w:r>
-          </w:p>
-        </w:tc>
-        <w:tc>
-          <w:tcPr/>
-          <w:p>
-            <w:pPr>
-              <w:pStyle w:val="Compact"/>
-              <w:jc w:val="left"/>
-            </w:pPr>
-            <w:r>
-              <w:t xml:space="preserve">0.899 / 0.899 / 0.924</w:t>
+              <w:t xml:space="preserve">(0.711)</w:t>
+            </w:r>
+          </w:p>
+        </w:tc>
+        <w:tc>
+          <w:tcPr/>
+          <w:p>
+            <w:pPr>
+              <w:pStyle w:val="Compact"/>
+              <w:jc w:val="left"/>
+            </w:pPr>
+            <w:r>
+              <w:t xml:space="preserve">0.69 / 0.75 / 7.66 / 6.99 / 42.73</w:t>
+            </w:r>
+          </w:p>
+        </w:tc>
+        <w:tc>
+          <w:tcPr/>
+          <w:p>
+            <w:pPr>
+              <w:pStyle w:val="Compact"/>
+              <w:jc w:val="left"/>
+            </w:pPr>
+            <w:r>
+              <w:t xml:space="preserve">0.896 / 0.902 / 0.897</w:t>
             </w:r>
           </w:p>
         </w:tc>
@@ -13720,31 +13885,93 @@
               <w:jc w:val="left"/>
             </w:pPr>
             <w:r>
-              <w:t xml:space="preserve">T4 GNSS × 1.5</w:t>
-            </w:r>
-          </w:p>
-        </w:tc>
-        <w:tc>
-          <w:tcPr/>
-          <w:p>
-            <w:pPr>
-              <w:pStyle w:val="Compact"/>
-              <w:jc w:val="left"/>
-            </w:pPr>
-            <w:r>
-              <w:t xml:space="preserve">−0.04 / −0.02 / −0.40</w:t>
-            </w:r>
-          </w:p>
-        </w:tc>
-        <w:tc>
-          <w:tcPr/>
-          <w:p>
-            <w:pPr>
-              <w:pStyle w:val="Compact"/>
-              <w:jc w:val="left"/>
-            </w:pPr>
-            <w:r>
-              <w:t xml:space="preserve">0.901 /</w:t>
+              <w:t xml:space="preserve">T5 levelled terrain</w:t>
+            </w:r>
+          </w:p>
+        </w:tc>
+        <w:tc>
+          <w:tcPr/>
+          <w:p>
+            <w:pPr>
+              <w:pStyle w:val="Compact"/>
+              <w:jc w:val="left"/>
+            </w:pPr>
+            <w:r>
+              <w:t xml:space="preserve">−0.01 / +0.01 / +0.02</w:t>
+            </w:r>
+          </w:p>
+        </w:tc>
+        <w:tc>
+          <w:tcPr/>
+          <w:p>
+            <w:pPr>
+              <w:pStyle w:val="Compact"/>
+              <w:jc w:val="left"/>
+            </w:pPr>
+            <w:r>
+              <w:t xml:space="preserve">0.902 / 0.908 (0.717)</w:t>
+            </w:r>
+          </w:p>
+        </w:tc>
+        <w:tc>
+          <w:tcPr/>
+          <w:p>
+            <w:pPr>
+              <w:pStyle w:val="Compact"/>
+              <w:jc w:val="left"/>
+            </w:pPr>
+            <w:r>
+              <w:t xml:space="preserve">0.56 / 0.47 / 9.99 / 3.98 / 16.47</w:t>
+            </w:r>
+          </w:p>
+        </w:tc>
+        <w:tc>
+          <w:tcPr/>
+          <w:p>
+            <w:pPr>
+              <w:pStyle w:val="Compact"/>
+              <w:jc w:val="left"/>
+            </w:pPr>
+            <w:r>
+              <w:t xml:space="preserve">0.904 / 0.899 / 0.904</w:t>
+            </w:r>
+          </w:p>
+        </w:tc>
+      </w:tr>
+      <w:tr>
+        <w:tc>
+          <w:tcPr/>
+          <w:p>
+            <w:pPr>
+              <w:pStyle w:val="Compact"/>
+              <w:jc w:val="left"/>
+            </w:pPr>
+            <w:r>
+              <w:t xml:space="preserve">T6 combined</w:t>
+            </w:r>
+          </w:p>
+        </w:tc>
+        <w:tc>
+          <w:tcPr/>
+          <w:p>
+            <w:pPr>
+              <w:pStyle w:val="Compact"/>
+              <w:jc w:val="left"/>
+            </w:pPr>
+            <w:r>
+              <w:t xml:space="preserve">−0.48 / −0.45 / −1.82</w:t>
+            </w:r>
+          </w:p>
+        </w:tc>
+        <w:tc>
+          <w:tcPr/>
+          <w:p>
+            <w:pPr>
+              <w:pStyle w:val="Compact"/>
+              <w:jc w:val="left"/>
+            </w:pPr>
+            <w:r>
+              <w:t xml:space="preserve">0.905 /</w:t>
             </w:r>
             <w:r>
               <w:t xml:space="preserve"> </w:t>
@@ -13754,152 +13981,12 @@
                 <w:bCs/>
                 <w:b/>
               </w:rPr>
-              <w:t xml:space="preserve">0.793</w:t>
+              <w:t xml:space="preserve">0.780</w:t>
             </w:r>
             <w:r>
               <w:t xml:space="preserve"> </w:t>
             </w:r>
             <w:r>
-              <w:t xml:space="preserve">(0.711)</w:t>
-            </w:r>
-          </w:p>
-        </w:tc>
-        <w:tc>
-          <w:tcPr/>
-          <w:p>
-            <w:pPr>
-              <w:pStyle w:val="Compact"/>
-              <w:jc w:val="left"/>
-            </w:pPr>
-            <w:r>
-              <w:t xml:space="preserve">1.01 / 0.75 / 7.66 / 6.99 / 42.73</w:t>
-            </w:r>
-          </w:p>
-        </w:tc>
-        <w:tc>
-          <w:tcPr/>
-          <w:p>
-            <w:pPr>
-              <w:pStyle w:val="Compact"/>
-              <w:jc w:val="left"/>
-            </w:pPr>
-            <w:r>
-              <w:t xml:space="preserve">0.896 / 0.902 / 0.897</w:t>
-            </w:r>
-          </w:p>
-        </w:tc>
-      </w:tr>
-      <w:tr>
-        <w:tc>
-          <w:tcPr/>
-          <w:p>
-            <w:pPr>
-              <w:pStyle w:val="Compact"/>
-              <w:jc w:val="left"/>
-            </w:pPr>
-            <w:r>
-              <w:t xml:space="preserve">T5 levelled terrain</w:t>
-            </w:r>
-          </w:p>
-        </w:tc>
-        <w:tc>
-          <w:tcPr/>
-          <w:p>
-            <w:pPr>
-              <w:pStyle w:val="Compact"/>
-              <w:jc w:val="left"/>
-            </w:pPr>
-            <w:r>
-              <w:t xml:space="preserve">−0.01 / +0.01 / −0.03</w:t>
-            </w:r>
-          </w:p>
-        </w:tc>
-        <w:tc>
-          <w:tcPr/>
-          <w:p>
-            <w:pPr>
-              <w:pStyle w:val="Compact"/>
-              <w:jc w:val="left"/>
-            </w:pPr>
-            <w:r>
-              <w:t xml:space="preserve">0.903 / 0.897 (0.717)</w:t>
-            </w:r>
-          </w:p>
-        </w:tc>
-        <w:tc>
-          <w:tcPr/>
-          <w:p>
-            <w:pPr>
-              <w:pStyle w:val="Compact"/>
-              <w:jc w:val="left"/>
-            </w:pPr>
-            <w:r>
-              <w:t xml:space="preserve">0.49 / 0.47 / 9.99 / 3.98 / 16.47</w:t>
-            </w:r>
-          </w:p>
-        </w:tc>
-        <w:tc>
-          <w:tcPr/>
-          <w:p>
-            <w:pPr>
-              <w:pStyle w:val="Compact"/>
-              <w:jc w:val="left"/>
-            </w:pPr>
-            <w:r>
-              <w:t xml:space="preserve">0.904 / 0.899 / 0.904</w:t>
-            </w:r>
-          </w:p>
-        </w:tc>
-      </w:tr>
-      <w:tr>
-        <w:tc>
-          <w:tcPr/>
-          <w:p>
-            <w:pPr>
-              <w:pStyle w:val="Compact"/>
-              <w:jc w:val="left"/>
-            </w:pPr>
-            <w:r>
-              <w:t xml:space="preserve">T6 combined</w:t>
-            </w:r>
-          </w:p>
-        </w:tc>
-        <w:tc>
-          <w:tcPr/>
-          <w:p>
-            <w:pPr>
-              <w:pStyle w:val="Compact"/>
-              <w:jc w:val="left"/>
-            </w:pPr>
-            <w:r>
-              <w:t xml:space="preserve">−0.48 / −0.45 / −1.86</w:t>
-            </w:r>
-          </w:p>
-        </w:tc>
-        <w:tc>
-          <w:tcPr/>
-          <w:p>
-            <w:pPr>
-              <w:pStyle w:val="Compact"/>
-              <w:jc w:val="left"/>
-            </w:pPr>
-            <w:r>
-              <w:t xml:space="preserve">0.905 /</w:t>
-            </w:r>
-            <w:r>
-              <w:t xml:space="preserve"> </w:t>
-            </w:r>
-            <w:r>
-              <w:rPr>
-                <w:bCs/>
-                <w:b/>
-              </w:rPr>
-              <w:t xml:space="preserve">0.778</w:t>
-            </w:r>
-            <w:r>
-              <w:t xml:space="preserve"> </w:t>
-            </w:r>
-            <w:r>
               <w:t xml:space="preserve">(0.753)</w:t>
             </w:r>
           </w:p>
@@ -13912,7 +13999,7 @@
               <w:jc w:val="left"/>
             </w:pPr>
             <w:r>
-              <w:t xml:space="preserve">14.59 / 12.33 / 8.71 / 51.01 / 58.34</w:t>
+              <w:t xml:space="preserve">14.09 / 12.33 / 8.71 / 51.01 / 58.34</w:t>
             </w:r>
           </w:p>
         </w:tc>
@@ -13939,7 +14026,7 @@
           <w:iCs/>
           <w:i/>
         </w:rPr>
-        <w:t xml:space="preserve">Table 7. Experiment C1 (revision, pre-registered). Model bias: mean log ratio of the nominal-model quantile (analytic model with edge terms) to the truth quantile, 45 fields per configuration. Coverage and excess: mixed fleet, marginal rule, 60 calibration fields, 2000 replicates; DGPS coverage is the mean over the DGPS target fields. CE-q: mean coverage over 500 replicates per field. Bold: below 0.895 overall, or below 0.85 for one configuration. In T3 the DGPS configuration is under-covered and excess overlap below the oracle is not an efficiency gain. Nominal row: Experiments B5 and A2.</w:t>
+        <w:t xml:space="preserve">Table 7. Experiment C1 (revision, pre-registered). Model bias: mean log ratio of the nominal-model quantile (analytic model with edge terms) to the truth quantile, 45 fields per configuration. Coverage and excess: mixed fleet, marginal rule, 60 calibration fields, 2000 replicates; DGPS coverage is the mean over the DGPS target fields. CE-q: mean coverage over 500 replicates per field. XCE-T uses the field-edge terms. Bold: below 0.895 overall, or below 0.85 for one configuration. In T3 the DGPS configuration is under-covered and excess overlap below the oracle is not an efficiency gain. Nominal row: Experiments B5 and A2.</w:t>
       </w:r>
     </w:p>
     <w:p>
@@ -16617,7 +16704,7 @@
         <w:pStyle w:val="FirstParagraph"/>
       </w:pPr>
       <w:r>
-        <w:t xml:space="preserve">Code, processed input data, pre-registrations (with version-control timestamps), raw results and the scripts that generate every table and figure are in the project repository, with a reproduction guide in its README; the archived version will receive a DOI on acceptance. Input data are public: the field–road trajectory dataset (Wu et al., 2023), Copernicus GLO-30 (European Space Agency, 2021), NOAA CORS observations, and the vehicle GNSS/INS data of Tang et al. (2022).</w:t>
+        <w:t xml:space="preserve">Code, processed input data, pre-registrations (with version-control timestamps), raw results and the scripts that generate every table and figure are in the project repository, with a reproduction guide in its README; the archived version will receive a DOI on acceptance. Input data are public: the field–road trajectory dataset (Wu et al., 2023), Copernicus GLO-30 (European Space Agency, 2021), NOAA CORS observations (NOAA, n.d.), and the vehicle GNSS/INS data of Tang et al. (2022).</w:t>
       </w:r>
     </w:p>
     <w:p>
@@ -16886,7 +16973,7 @@
         <w:pStyle w:val="Compact"/>
       </w:pPr>
       <w:r>
-        <w:t xml:space="preserve">Li, W.V., Shao, Q.-M., 2002. A normal comparison inequality and its applications. Probab. Theory Relat. Fields 122, 494–508. https://doi.org/10.1007/s004400100176</w:t>
+        <w:t xml:space="preserve">Lindemann, L., Cleaveland, M., Shim, G., Pappas, G.J., 2023. Safe planning in dynamic environments using conformal prediction. IEEE Robot. Autom. Lett. 8(8), 5116–5123. https://doi.org/10.1109/LRA.2023.3292071</w:t>
       </w:r>
     </w:p>
     <w:p>
@@ -16898,7 +16985,7 @@
         <w:pStyle w:val="Compact"/>
       </w:pPr>
       <w:r>
-        <w:t xml:space="preserve">Lindemann, L., Cleaveland, M., Shim, G., Pappas, G.J., 2023. Safe planning in dynamic environments using conformal prediction. IEEE Robot. Autom. Lett. 8(8), 5116–5123. https://doi.org/10.1109/LRA.2023.3292071</w:t>
+        <w:t xml:space="preserve">Mayne, D.Q., Seron, M.M., Raković, S.V., 2005. Robust model predictive control of constrained linear systems with bounded disturbances. Automatica 41(2), 219–224. https://doi.org/10.1016/j.automatica.2004.08.019</w:t>
       </w:r>
     </w:p>
     <w:p>
@@ -16910,7 +16997,7 @@
         <w:pStyle w:val="Compact"/>
       </w:pPr>
       <w:r>
-        <w:t xml:space="preserve">Mayne, D.Q., Seron, M.M., Raković, S.V., 2005. Robust model predictive control of constrained linear systems with bounded disturbances. Automatica 41(2), 219–224. https://doi.org/10.1016/j.automatica.2004.08.019</w:t>
+        <w:t xml:space="preserve">Mier, G., Fennema, R., Valente, J., de Bruin, S., 2025. Continuous curvature path planning for headland coverage with agricultural robots. J. Field Robot. 42(3), 641–656. https://doi.org/10.1002/rob.22489</w:t>
       </w:r>
     </w:p>
     <w:p>
@@ -16922,7 +17009,7 @@
         <w:pStyle w:val="Compact"/>
       </w:pPr>
       <w:r>
-        <w:t xml:space="preserve">Mier, G., Fennema, R., Valente, J., de Bruin, S., 2025. Continuous curvature path planning for headland coverage with agricultural robots. J. Field Robot. 42(3), 641–656. https://doi.org/10.1002/rob.22489</w:t>
+        <w:t xml:space="preserve">Mier, G., Valente, J., de Bruin, S., 2023. Fields2Cover: an open-source coverage path planning library for unmanned agricultural vehicles. IEEE Robot. Autom. Lett. 8(4), 2166–2172. https://doi.org/10.1109/LRA.2023.3248439</w:t>
       </w:r>
     </w:p>
     <w:p>
@@ -16934,7 +17021,7 @@
         <w:pStyle w:val="Compact"/>
       </w:pPr>
       <w:r>
-        <w:t xml:space="preserve">Mier, G., Valente, J., de Bruin, S., 2023. Fields2Cover: an open-source coverage path planning library for unmanned agricultural vehicles. IEEE Robot. Autom. Lett. 8(4), 2166–2172. https://doi.org/10.1109/LRA.2023.3248439</w:t>
+        <w:t xml:space="preserve">Mohajerin Esfahani, P., Kuhn, D., 2018. Data-driven distributionally robust optimization using the Wasserstein metric: performance guarantees and tractable reformulations. Math. Program. 171(1–2), 115–166. https://doi.org/10.1007/s10107-017-1172-1</w:t>
       </w:r>
     </w:p>
     <w:p>
@@ -16946,19 +17033,7 @@
         <w:pStyle w:val="Compact"/>
       </w:pPr>
       <w:r>
-        <w:t xml:space="preserve">Mohajerin Esfahani, P., Kuhn, D., 2018. Data-driven distributionally robust optimization using the Wasserstein metric: performance guarantees and tractable reformulations. Math. Program. 171(1–2), 115–166. https://doi.org/10.1007/s10107-017-1172-1</w:t>
-      </w:r>
-    </w:p>
-    <w:p>
-      <w:pPr>
-        <w:numPr>
-          <w:ilvl w:val="0"/>
-          <w:numId w:val="1009"/>
-        </w:numPr>
-        <w:pStyle w:val="Compact"/>
-      </w:pPr>
-      <w:r>
-        <w:t xml:space="preserve">NOAA Continuously Operating Reference Stations (CORS) network, AWS Open Data (noaa-cors-pds).</w:t>
+        <w:t xml:space="preserve">NOAA, n.d. Continuously Operating Reference Stations (CORS) network. AWS Open Data, bucket noaa-cors-pds.</w:t>
       </w:r>
     </w:p>
     <w:p>
@@ -17645,6 +17720,11 @@
   <w:style w:default="1" w:styleId="Normal" w:type="paragraph">
     <w:name w:val="Normal"/>
     <w:qFormat/>
+    <w:rPr>
+      <w:rFonts w:ascii="Times New Roman" w:cs="Times New Roman" w:eastAsia="Times New Roman" w:hAnsi="Times New Roman"/>
+      <w:color w:val="000000"/>
+      <w:sz w:val="24"/>
+    </w:rPr>
   </w:style>
   <w:style w:styleId="BodyText" w:type="paragraph">
     <w:name w:val="Body Text"/>
@@ -17654,12 +17734,22 @@
       <w:spacing w:after="180" w:before="180"/>
     </w:pPr>
     <w:qFormat/>
+    <w:rPr>
+      <w:rFonts w:ascii="Times New Roman" w:cs="Times New Roman" w:eastAsia="Times New Roman" w:hAnsi="Times New Roman"/>
+      <w:color w:val="000000"/>
+      <w:sz w:val="24"/>
+    </w:rPr>
   </w:style>
   <w:style w:customStyle="1" w:styleId="FirstParagraph" w:type="paragraph">
     <w:name w:val="First Paragraph"/>
     <w:basedOn w:val="BodyText"/>
     <w:next w:val="BodyText"/>
     <w:qFormat/>
+    <w:rPr>
+      <w:rFonts w:ascii="Times New Roman" w:cs="Times New Roman" w:eastAsia="Times New Roman" w:hAnsi="Times New Roman"/>
+      <w:color w:val="000000"/>
+      <w:sz w:val="24"/>
+    </w:rPr>
   </w:style>
   <w:style w:customStyle="1" w:styleId="Compact" w:type="paragraph">
     <w:name w:val="Compact"/>
@@ -17668,6 +17758,11 @@
     <w:pPr>
       <w:spacing w:after="36" w:before="36"/>
     </w:pPr>
+    <w:rPr>
+      <w:rFonts w:ascii="Times New Roman" w:cs="Times New Roman" w:eastAsia="Times New Roman" w:hAnsi="Times New Roman"/>
+      <w:color w:val="000000"/>
+      <w:sz w:val="24"/>
+    </w:rPr>
   </w:style>
   <w:style w:styleId="Title" w:type="paragraph">
     <w:name w:val="Title"/>
@@ -17681,11 +17776,12 @@
       <w:jc w:val="center"/>
     </w:pPr>
     <w:rPr>
-      <w:rFonts w:asciiTheme="majorHAnsi" w:cstheme="majorBidi" w:eastAsiaTheme="majorEastAsia" w:hAnsiTheme="majorHAnsi"/>
+      <w:rFonts w:ascii="Times New Roman" w:cs="Times New Roman" w:eastAsia="Times New Roman" w:hAnsi="Times New Roman"/>
       <w:b/>
       <w:bCs/>
-      <w:color w:themeColor="accent1" w:themeShade="B5" w:val="345A8A"/>
-      <w:sz w:val="36"/>
+      <w:i w:val="0"/>
+      <w:color w:val="000000"/>
+      <w:sz w:val="32"/>
       <w:szCs w:val="36"/>
     </w:rPr>
   </w:style>
@@ -17701,7 +17797,11 @@
       <w:jc w:val="center"/>
     </w:pPr>
     <w:rPr>
-      <w:sz w:val="30"/>
+      <w:rFonts w:ascii="Times New Roman" w:cs="Times New Roman" w:eastAsia="Times New Roman" w:hAnsi="Times New Roman"/>
+      <w:b/>
+      <w:i w:val="0"/>
+      <w:color w:val="000000"/>
+      <w:sz w:val="24"/>
       <w:szCs w:val="30"/>
     </w:rPr>
   </w:style>
@@ -17714,6 +17814,10 @@
       <w:keepLines/>
       <w:jc w:val="center"/>
     </w:pPr>
+    <w:rPr>
+      <w:rFonts w:ascii="Times New Roman" w:cs="Times New Roman" w:eastAsia="Times New Roman" w:hAnsi="Times New Roman"/>
+      <w:color w:val="000000"/>
+    </w:rPr>
   </w:style>
   <w:style w:styleId="Date" w:type="paragraph">
     <w:name w:val="Date"/>
@@ -17724,6 +17828,10 @@
       <w:keepLines/>
       <w:jc w:val="center"/>
     </w:pPr>
+    <w:rPr>
+      <w:rFonts w:ascii="Times New Roman" w:cs="Times New Roman" w:eastAsia="Times New Roman" w:hAnsi="Times New Roman"/>
+      <w:color w:val="000000"/>
+    </w:rPr>
   </w:style>
   <w:style w:customStyle="1" w:styleId="AbstractTitle" w:type="paragraph">
     <w:name w:val="Abstract Title"/>
@@ -17737,11 +17845,11 @@
       <w:spacing w:after="0" w:before="300"/>
     </w:pPr>
     <w:rPr>
+      <w:color w:val="000000"/>
       <w:sz w:val="20"/>
       <w:szCs w:val="20"/>
+      <w:rFonts w:ascii="Times New Roman" w:cs="Times New Roman" w:eastAsia="Times New Roman" w:hAnsi="Times New Roman"/>
       <w:b/>
-      <w:color w:val="345A8A"/>
-      &gt;
     </w:rPr>
   </w:style>
   <w:style w:customStyle="1" w:styleId="Abstract" w:type="paragraph">
@@ -17755,7 +17863,9 @@
       <w:spacing w:after="300" w:before="100"/>
     </w:pPr>
     <w:rPr>
-      <w:sz w:val="20"/>
+      <w:rFonts w:ascii="Times New Roman" w:cs="Times New Roman" w:eastAsia="Times New Roman" w:hAnsi="Times New Roman"/>
+      <w:color w:val="000000"/>
+      <w:sz w:val="24"/>
       <w:szCs w:val="20"/>
     </w:rPr>
   </w:style>
@@ -17765,7 +17875,10 @@
     <w:next w:val="Bibliography"/>
     <w:qFormat/>
     <w:pPr/>
-    <w:rPr/>
+    <w:rPr>
+      <w:rFonts w:ascii="Times New Roman" w:cs="Times New Roman" w:eastAsia="Times New Roman" w:hAnsi="Times New Roman"/>
+      <w:color w:val="000000"/>
+    </w:rPr>
   </w:style>
   <w:style w:styleId="Heading1" w:type="paragraph">
     <w:name w:val="Heading 1"/>
@@ -17780,11 +17893,12 @@
       <w:outlineLvl w:val="0"/>
     </w:pPr>
     <w:rPr>
-      <w:rFonts w:asciiTheme="majorHAnsi" w:cstheme="majorBidi" w:eastAsiaTheme="majorEastAsia" w:hAnsiTheme="majorHAnsi"/>
+      <w:rFonts w:ascii="Times New Roman" w:cs="Times New Roman" w:eastAsia="Times New Roman" w:hAnsi="Times New Roman"/>
       <w:b/>
       <w:bCs/>
-      <w:color w:themeColor="accent1" w:val="4F81BD"/>
-      <w:sz w:val="32"/>
+      <w:i w:val="0"/>
+      <w:color w:val="000000"/>
+      <w:sz w:val="28"/>
       <w:szCs w:val="32"/>
     </w:rPr>
   </w:style>
@@ -17802,11 +17916,12 @@
       <w:outlineLvl w:val="1"/>
     </w:pPr>
     <w:rPr>
-      <w:rFonts w:asciiTheme="majorHAnsi" w:cstheme="majorBidi" w:eastAsiaTheme="majorEastAsia" w:hAnsiTheme="majorHAnsi"/>
+      <w:rFonts w:ascii="Times New Roman" w:cs="Times New Roman" w:eastAsia="Times New Roman" w:hAnsi="Times New Roman"/>
       <w:b/>
       <w:bCs/>
-      <w:color w:themeColor="accent1" w:val="4F81BD"/>
-      <w:sz w:val="28"/>
+      <w:i w:val="0"/>
+      <w:color w:val="000000"/>
+      <w:sz w:val="24"/>
       <w:szCs w:val="28"/>
     </w:rPr>
   </w:style>
@@ -17824,10 +17939,11 @@
       <w:outlineLvl w:val="2"/>
     </w:pPr>
     <w:rPr>
-      <w:rFonts w:asciiTheme="majorHAnsi" w:cstheme="majorBidi" w:eastAsiaTheme="majorEastAsia" w:hAnsiTheme="majorHAnsi"/>
+      <w:rFonts w:ascii="Times New Roman" w:cs="Times New Roman" w:eastAsia="Times New Roman" w:hAnsi="Times New Roman"/>
       <w:b/>
       <w:bCs/>
-      <w:color w:themeColor="accent1" w:val="4F81BD"/>
+      <w:i/>
+      <w:color w:val="000000"/>
       <w:sz w:val="24"/>
       <w:szCs w:val="24"/>
     </w:rPr>
@@ -17846,10 +17962,11 @@
       <w:outlineLvl w:val="3"/>
     </w:pPr>
     <w:rPr>
-      <w:rFonts w:asciiTheme="majorHAnsi" w:cstheme="majorBidi" w:eastAsiaTheme="majorEastAsia" w:hAnsiTheme="majorHAnsi"/>
+      <w:rFonts w:ascii="Times New Roman" w:cs="Times New Roman" w:eastAsia="Times New Roman" w:hAnsi="Times New Roman"/>
       <w:i/>
+      <w:b/>
       <w:bCs/>
-      <w:color w:themeColor="accent1" w:val="4F81BD"/>
+      <w:color w:val="000000"/>
       <w:sz w:val="24"/>
       <w:szCs w:val="24"/>
     </w:rPr>
@@ -17868,9 +17985,11 @@
       <w:outlineLvl w:val="4"/>
     </w:pPr>
     <w:rPr>
-      <w:rFonts w:asciiTheme="majorHAnsi" w:cstheme="majorBidi" w:eastAsiaTheme="majorEastAsia" w:hAnsiTheme="majorHAnsi"/>
+      <w:rFonts w:ascii="Times New Roman" w:cs="Times New Roman" w:eastAsia="Times New Roman" w:hAnsi="Times New Roman"/>
+      <w:b/>
+      <w:i w:val="0"/>
       <w:iCs/>
-      <w:color w:themeColor="accent1" w:val="4F81BD"/>
+      <w:color w:val="000000"/>
       <w:sz w:val="24"/>
       <w:szCs w:val="24"/>
     </w:rPr>
@@ -17889,8 +18008,10 @@
       <w:outlineLvl w:val="5"/>
     </w:pPr>
     <w:rPr>
-      <w:rFonts w:asciiTheme="majorHAnsi" w:cstheme="majorBidi" w:eastAsiaTheme="majorEastAsia" w:hAnsiTheme="majorHAnsi"/>
-      <w:color w:themeColor="accent1" w:val="4F81BD"/>
+      <w:rFonts w:ascii="Times New Roman" w:cs="Times New Roman" w:eastAsia="Times New Roman" w:hAnsi="Times New Roman"/>
+      <w:b/>
+      <w:i w:val="0"/>
+      <w:color w:val="000000"/>
       <w:sz w:val="24"/>
       <w:szCs w:val="24"/>
     </w:rPr>
@@ -17909,8 +18030,8 @@
       <w:outlineLvl w:val="6"/>
     </w:pPr>
     <w:rPr>
-      <w:rFonts w:asciiTheme="majorHAnsi" w:cstheme="majorBidi" w:eastAsiaTheme="majorEastAsia" w:hAnsiTheme="majorHAnsi"/>
-      <w:color w:themeColor="accent1" w:val="4F81BD"/>
+      <w:rFonts w:ascii="Times New Roman" w:cs="Times New Roman" w:eastAsia="Times New Roman" w:hAnsi="Times New Roman"/>
+      <w:color w:val="000000"/>
       <w:sz w:val="24"/>
       <w:szCs w:val="24"/>
     </w:rPr>
@@ -17929,8 +18050,8 @@
       <w:outlineLvl w:val="7"/>
     </w:pPr>
     <w:rPr>
-      <w:rFonts w:asciiTheme="majorHAnsi" w:cstheme="majorBidi" w:eastAsiaTheme="majorEastAsia" w:hAnsiTheme="majorHAnsi"/>
-      <w:color w:themeColor="accent1" w:val="4F81BD"/>
+      <w:rFonts w:ascii="Times New Roman" w:cs="Times New Roman" w:eastAsia="Times New Roman" w:hAnsi="Times New Roman"/>
+      <w:color w:val="000000"/>
       <w:sz w:val="24"/>
       <w:szCs w:val="24"/>
     </w:rPr>
@@ -17949,8 +18070,8 @@
       <w:outlineLvl w:val="8"/>
     </w:pPr>
     <w:rPr>
-      <w:rFonts w:asciiTheme="majorHAnsi" w:cstheme="majorBidi" w:eastAsiaTheme="majorEastAsia" w:hAnsiTheme="majorHAnsi"/>
-      <w:color w:themeColor="accent1" w:val="4F81BD"/>
+      <w:rFonts w:ascii="Times New Roman" w:cs="Times New Roman" w:eastAsia="Times New Roman" w:hAnsi="Times New Roman"/>
+      <w:color w:val="000000"/>
       <w:sz w:val="24"/>
       <w:szCs w:val="24"/>
     </w:rPr>
@@ -17966,6 +18087,11 @@
       <w:spacing w:after="100" w:before="100"/>
       <w:ind w:firstLine="0" w:left="480" w:right="480"/>
     </w:pPr>
+    <w:rPr>
+      <w:rFonts w:ascii="Times New Roman" w:cs="Times New Roman" w:eastAsia="Times New Roman" w:hAnsi="Times New Roman"/>
+      <w:color w:val="000000"/>
+      <w:sz w:val="24"/>
+    </w:rPr>
   </w:style>
   <w:style w:styleId="FootnoteText" w:type="paragraph">
     <w:name w:val="Footnote Text"/>
@@ -17974,11 +18100,19 @@
     <w:uiPriority w:val="9"/>
     <w:unhideWhenUsed/>
     <w:qFormat/>
+    <w:rPr>
+      <w:rFonts w:ascii="Times New Roman" w:cs="Times New Roman" w:eastAsia="Times New Roman" w:hAnsi="Times New Roman"/>
+      <w:color w:val="000000"/>
+    </w:rPr>
   </w:style>
   <w:style w:default="1" w:styleId="DefaultParagraphFont" w:type="character">
     <w:name w:val="Default Paragraph Font"/>
     <w:semiHidden/>
     <w:unhideWhenUsed/>
+    <w:rPr>
+      <w:rFonts w:ascii="Times New Roman" w:cs="Times New Roman" w:eastAsia="Times New Roman" w:hAnsi="Times New Roman"/>
+      <w:color w:val="000000"/>
+    </w:rPr>
   </w:style>
   <w:style w:default="1" w:styleId="Table" w:type="table">
     <w:name w:val="Table"/>
@@ -17986,6 +18120,10 @@
     <w:semiHidden/>
     <w:unhideWhenUsed/>
     <w:qFormat/>
+    <w:rPr>
+      <w:rFonts w:ascii="Times New Roman" w:cs="Times New Roman" w:eastAsia="Times New Roman" w:hAnsi="Times New Roman"/>
+      <w:color w:val="000000"/>
+    </w:rPr>
     <w:tblPr>
       <w:tblInd w:type="dxa" w:w="0"/>
       <w:tblCellMar>
@@ -18021,12 +18159,18 @@
       <w:spacing w:after="0"/>
     </w:pPr>
     <w:rPr>
+      <w:rFonts w:ascii="Times New Roman" w:cs="Times New Roman" w:eastAsia="Times New Roman" w:hAnsi="Times New Roman"/>
       <w:b/>
+      <w:color w:val="000000"/>
     </w:rPr>
   </w:style>
   <w:style w:customStyle="1" w:styleId="Definition" w:type="paragraph">
     <w:name w:val="Definition"/>
     <w:basedOn w:val="Normal"/>
+    <w:rPr>
+      <w:rFonts w:ascii="Times New Roman" w:cs="Times New Roman" w:eastAsia="Times New Roman" w:hAnsi="Times New Roman"/>
+      <w:color w:val="000000"/>
+    </w:rPr>
   </w:style>
   <w:style w:styleId="Caption" w:type="paragraph">
     <w:name w:val="Caption"/>
@@ -18036,7 +18180,10 @@
       <w:spacing w:after="120" w:before="0"/>
     </w:pPr>
     <w:rPr>
-      <w:i/>
+      <w:rFonts w:ascii="Times New Roman" w:cs="Times New Roman" w:eastAsia="Times New Roman" w:hAnsi="Times New Roman"/>
+      <w:i w:val="0"/>
+      <w:color w:val="000000"/>
+      <w:sz w:val="20"/>
     </w:rPr>
   </w:style>
   <w:style w:customStyle="1" w:styleId="TableCaption" w:type="paragraph">
@@ -18045,14 +18192,30 @@
     <w:pPr>
       <w:keepNext/>
     </w:pPr>
+    <w:rPr>
+      <w:rFonts w:ascii="Times New Roman" w:cs="Times New Roman" w:eastAsia="Times New Roman" w:hAnsi="Times New Roman"/>
+      <w:i w:val="0"/>
+      <w:color w:val="000000"/>
+      <w:sz w:val="20"/>
+    </w:rPr>
   </w:style>
   <w:style w:customStyle="1" w:styleId="ImageCaption" w:type="paragraph">
     <w:name w:val="Image Caption"/>
     <w:basedOn w:val="Caption"/>
+    <w:rPr>
+      <w:rFonts w:ascii="Times New Roman" w:cs="Times New Roman" w:eastAsia="Times New Roman" w:hAnsi="Times New Roman"/>
+      <w:i w:val="0"/>
+      <w:color w:val="000000"/>
+      <w:sz w:val="20"/>
+    </w:rPr>
   </w:style>
   <w:style w:customStyle="1" w:styleId="Figure" w:type="paragraph">
     <w:name w:val="Figure"/>
     <w:basedOn w:val="Normal"/>
+    <w:rPr>
+      <w:rFonts w:ascii="Times New Roman" w:cs="Times New Roman" w:eastAsia="Times New Roman" w:hAnsi="Times New Roman"/>
+      <w:color w:val="000000"/>
+    </w:rPr>
   </w:style>
   <w:style w:customStyle="1" w:styleId="CaptionedFigure" w:type="paragraph">
     <w:name w:val="Captioned Figure"/>
@@ -18060,28 +18223,43 @@
     <w:pPr>
       <w:keepNext/>
     </w:pPr>
+    <w:rPr>
+      <w:rFonts w:ascii="Times New Roman" w:cs="Times New Roman" w:eastAsia="Times New Roman" w:hAnsi="Times New Roman"/>
+      <w:color w:val="000000"/>
+    </w:rPr>
   </w:style>
   <w:style w:customStyle="1" w:styleId="BodyTextChar" w:type="character">
     <w:name w:val="Body Text Char"/>
     <w:basedOn w:val="DefaultParagraphFont"/>
     <w:link w:val="BodyText"/>
+    <w:rPr>
+      <w:rFonts w:ascii="Times New Roman" w:cs="Times New Roman" w:eastAsia="Times New Roman" w:hAnsi="Times New Roman"/>
+      <w:color w:val="000000"/>
+    </w:rPr>
   </w:style>
   <w:style w:customStyle="1" w:styleId="VerbatimChar" w:type="character">
     <w:name w:val="Verbatim Char"/>
     <w:basedOn w:val="BodyTextChar"/>
     <w:rPr>
-      <w:rFonts w:ascii="Consolas" w:hAnsi="Consolas"/>
+      <w:rFonts w:ascii="Times New Roman" w:cs="Times New Roman" w:eastAsia="Times New Roman" w:hAnsi="Times New Roman"/>
+      <w:color w:val="000000"/>
       <w:sz w:val="22"/>
     </w:rPr>
   </w:style>
   <w:style w:customStyle="1" w:styleId="SectionNumber" w:type="character">
     <w:name w:val="Section Number"/>
     <w:basedOn w:val="BodyTextChar"/>
+    <w:rPr>
+      <w:rFonts w:ascii="Times New Roman" w:cs="Times New Roman" w:eastAsia="Times New Roman" w:hAnsi="Times New Roman"/>
+      <w:color w:val="000000"/>
+    </w:rPr>
   </w:style>
   <w:style w:styleId="FootnoteReference" w:type="character">
     <w:name w:val="Footnote Reference"/>
     <w:basedOn w:val="BodyTextChar"/>
     <w:rPr>
+      <w:rFonts w:ascii="Times New Roman" w:cs="Times New Roman" w:eastAsia="Times New Roman" w:hAnsi="Times New Roman"/>
+      <w:color w:val="000000"/>
       <w:vertAlign w:val="superscript"/>
     </w:rPr>
   </w:style>
@@ -18089,7 +18267,8 @@
     <w:name w:val="Hyperlink"/>
     <w:basedOn w:val="BodyTextChar"/>
     <w:rPr>
-      <w:color w:themeColor="accent1" w:val="4F81BD"/>
+      <w:rFonts w:ascii="Times New Roman" w:cs="Times New Roman" w:eastAsia="Times New Roman" w:hAnsi="Times New Roman"/>
+      <w:color w:val="000000"/>
     </w:rPr>
   </w:style>
   <w:style w:styleId="TOCHeading" w:type="paragraph">
@@ -18104,10 +18283,10 @@
       <w:outlineLvl w:val="9"/>
     </w:pPr>
     <w:rPr>
-      <w:rFonts w:asciiTheme="majorHAnsi" w:cstheme="majorBidi" w:eastAsiaTheme="majorEastAsia" w:hAnsiTheme="majorHAnsi"/>
+      <w:rFonts w:ascii="Times New Roman" w:cs="Times New Roman" w:eastAsia="Times New Roman" w:hAnsi="Times New Roman"/>
       <w:b w:val="0"/>
       <w:bCs w:val="0"/>
-      <w:color w:themeColor="accent1" w:themeShade="BF" w:val="365F91"/>
+      <w:color w:val="000000"/>
     </w:rPr>
   </w:style>
   <w:style w:type="paragraph" w:customStyle="1" w:styleId="SourceCode">
